--- a/Documents/LiC.Resolution.to Change of Life in Christ Bylaws to Reflect the Working of the Congregation.docx
+++ b/Documents/LiC.Resolution.to Change of Life in Christ Bylaws to Reflect the Working of the Congregation.docx
@@ -1,6 +1,6 @@
 
 <file path=word/document.xml><?xml version="1.0" encoding="utf-8"?>
-<w:document xmlns:wpc="http://schemas.microsoft.com/office/word/2010/wordprocessingCanvas" xmlns:cx="http://schemas.microsoft.com/office/drawing/2014/chartex" xmlns:cx1="http://schemas.microsoft.com/office/drawing/2015/9/8/chartex" xmlns:cx2="http://schemas.microsoft.com/office/drawing/2015/10/21/chartex" xmlns:cx3="http://schemas.microsoft.com/office/drawing/2016/5/9/chartex" xmlns:cx4="http://schemas.microsoft.com/office/drawing/2016/5/10/chartex" xmlns:cx5="http://schemas.microsoft.com/office/drawing/2016/5/11/chartex" xmlns:cx6="http://schemas.microsoft.com/office/drawing/2016/5/12/chartex" xmlns:cx7="http://schemas.microsoft.com/office/drawing/2016/5/13/chartex" xmlns:cx8="http://schemas.microsoft.com/office/drawing/2016/5/14/chartex" xmlns:mc="http://schemas.openxmlformats.org/markup-compatibility/2006" xmlns:aink="http://schemas.microsoft.com/office/drawing/2016/ink" xmlns:am3d="http://schemas.microsoft.com/office/drawing/2017/model3d" xmlns:o="urn:schemas-microsoft-com:office:office" xmlns:oel="http://schemas.microsoft.com/office/2019/extlst" xmlns:r="http://schemas.openxmlformats.org/officeDocument/2006/relationships" xmlns:m="http://schemas.openxmlformats.org/officeDocument/2006/math" xmlns:v="urn:schemas-microsoft-com:vml" xmlns:wp14="http://schemas.microsoft.com/office/word/2010/wordprocessingDrawing" xmlns:wp="http://schemas.openxmlformats.org/drawingml/2006/wordprocessingDrawing" xmlns:w10="urn:schemas-microsoft-com:office:word" xmlns:w="http://schemas.openxmlformats.org/wordprocessingml/2006/main" xmlns:w14="http://schemas.microsoft.com/office/word/2010/wordml" xmlns:w15="http://schemas.microsoft.com/office/word/2012/wordml" xmlns:w16cex="http://schemas.microsoft.com/office/word/2018/wordml/cex" xmlns:w16cid="http://schemas.microsoft.com/office/word/2016/wordml/cid" xmlns:w16="http://schemas.microsoft.com/office/word/2018/wordml" xmlns:w16du="http://schemas.microsoft.com/office/word/2023/wordml/word16du" xmlns:w16sdtdh="http://schemas.microsoft.com/office/word/2020/wordml/sdtdatahash" xmlns:w16se="http://schemas.microsoft.com/office/word/2015/wordml/symex" xmlns:wpg="http://schemas.microsoft.com/office/word/2010/wordprocessingGroup" xmlns:wpi="http://schemas.microsoft.com/office/word/2010/wordprocessingInk" xmlns:wne="http://schemas.microsoft.com/office/word/2006/wordml" xmlns:wps="http://schemas.microsoft.com/office/word/2010/wordprocessingShape" mc:Ignorable="w14 w15 w16se w16cid w16 w16cex w16sdtdh wp14">
+<w:document xmlns:wpc="http://schemas.microsoft.com/office/word/2010/wordprocessingCanvas" xmlns:cx="http://schemas.microsoft.com/office/drawing/2014/chartex" xmlns:cx1="http://schemas.microsoft.com/office/drawing/2015/9/8/chartex" xmlns:cx2="http://schemas.microsoft.com/office/drawing/2015/10/21/chartex" xmlns:cx3="http://schemas.microsoft.com/office/drawing/2016/5/9/chartex" xmlns:cx4="http://schemas.microsoft.com/office/drawing/2016/5/10/chartex" xmlns:cx5="http://schemas.microsoft.com/office/drawing/2016/5/11/chartex" xmlns:cx6="http://schemas.microsoft.com/office/drawing/2016/5/12/chartex" xmlns:cx7="http://schemas.microsoft.com/office/drawing/2016/5/13/chartex" xmlns:cx8="http://schemas.microsoft.com/office/drawing/2016/5/14/chartex" xmlns:mc="http://schemas.openxmlformats.org/markup-compatibility/2006" xmlns:aink="http://schemas.microsoft.com/office/drawing/2016/ink" xmlns:am3d="http://schemas.microsoft.com/office/drawing/2017/model3d" xmlns:o="urn:schemas-microsoft-com:office:office" xmlns:oel="http://schemas.microsoft.com/office/2019/extlst" xmlns:r="http://schemas.openxmlformats.org/officeDocument/2006/relationships" xmlns:m="http://schemas.openxmlformats.org/officeDocument/2006/math" xmlns:v="urn:schemas-microsoft-com:vml" xmlns:wp14="http://schemas.microsoft.com/office/word/2010/wordprocessingDrawing" xmlns:wp="http://schemas.openxmlformats.org/drawingml/2006/wordprocessingDrawing" xmlns:w10="urn:schemas-microsoft-com:office:word" xmlns:w="http://schemas.openxmlformats.org/wordprocessingml/2006/main" xmlns:w14="http://schemas.microsoft.com/office/word/2010/wordml" xmlns:w15="http://schemas.microsoft.com/office/word/2012/wordml" xmlns:w16cex="http://schemas.microsoft.com/office/word/2018/wordml/cex" xmlns:w16cid="http://schemas.microsoft.com/office/word/2016/wordml/cid" xmlns:w16="http://schemas.microsoft.com/office/word/2018/wordml" xmlns:w16sdtdh="http://schemas.microsoft.com/office/word/2020/wordml/sdtdatahash" xmlns:w16se="http://schemas.microsoft.com/office/word/2015/wordml/symex" xmlns:wpg="http://schemas.microsoft.com/office/word/2010/wordprocessingGroup" xmlns:wpi="http://schemas.microsoft.com/office/word/2010/wordprocessingInk" xmlns:wne="http://schemas.microsoft.com/office/word/2006/wordml" xmlns:wps="http://schemas.microsoft.com/office/word/2010/wordprocessingShape" mc:Ignorable="w14 w15 w16se w16cid w16 w16cex w16sdtdh wp14">
   <w:body>
     <w:p>
       <w:pPr>
@@ -109,6 +109,42 @@
     </w:p>
     <w:p>
       <w:pPr>
+        <w:spacing w:before="0" w:after="0"/>
+        <w:ind w:left="720" w:hanging="360"/>
+        <w:jc w:val="center"/>
+        <w:rPr>
+          <w:rFonts w:ascii="Times New Roman" w:hAnsi="Times New Roman" w:cs="Times New Roman"/>
+          <w:i/>
+          <w:iCs/>
+          <w:sz w:val="22"/>
+          <w:szCs w:val="22"/>
+        </w:rPr>
+      </w:pPr>
+      <w:r>
+        <w:rPr>
+          <w:rFonts w:ascii="Times New Roman" w:hAnsi="Times New Roman" w:cs="Times New Roman"/>
+          <w:i/>
+          <w:iCs/>
+          <w:sz w:val="22"/>
+          <w:szCs w:val="22"/>
+        </w:rPr>
+        <w:t xml:space="preserve">Approved by Voters </w:t>
+      </w:r>
+      <w:proofErr w:type="gramStart"/>
+      <w:r>
+        <w:rPr>
+          <w:rFonts w:ascii="Times New Roman" w:hAnsi="Times New Roman" w:cs="Times New Roman"/>
+          <w:i/>
+          <w:iCs/>
+          <w:sz w:val="22"/>
+          <w:szCs w:val="22"/>
+        </w:rPr>
+        <w:t>7/12/2023</w:t>
+      </w:r>
+      <w:proofErr w:type="gramEnd"/>
+    </w:p>
+    <w:p>
+      <w:pPr>
         <w:spacing w:before="120" w:after="0"/>
         <w:ind w:left="720" w:hanging="360"/>
         <w:rPr>
@@ -253,6 +289,7 @@
           <w:szCs w:val="22"/>
         </w:rPr>
       </w:pPr>
+      <w:proofErr w:type="gramStart"/>
       <w:r>
         <w:rPr>
           <w:rFonts w:ascii="Times New Roman" w:hAnsi="Times New Roman" w:cs="Times New Roman"/>
@@ -269,7 +306,16 @@
           <w:sz w:val="22"/>
           <w:szCs w:val="22"/>
         </w:rPr>
-        <w:t xml:space="preserve">, the bylaws are a contract with the members of the congregation, </w:t>
+        <w:t>,</w:t>
+      </w:r>
+      <w:proofErr w:type="gramEnd"/>
+      <w:r>
+        <w:rPr>
+          <w:rFonts w:ascii="Times New Roman" w:hAnsi="Times New Roman" w:cs="Times New Roman"/>
+          <w:sz w:val="22"/>
+          <w:szCs w:val="22"/>
+        </w:rPr>
+        <w:t xml:space="preserve"> the bylaws are a contract with the members of the congregation, </w:t>
       </w:r>
       <w:r>
         <w:rPr>
@@ -292,6 +338,7 @@
           <w:szCs w:val="22"/>
         </w:rPr>
       </w:pPr>
+      <w:proofErr w:type="gramStart"/>
       <w:r>
         <w:rPr>
           <w:rFonts w:ascii="Times New Roman" w:hAnsi="Times New Roman" w:cs="Times New Roman"/>
@@ -308,7 +355,16 @@
           <w:sz w:val="22"/>
           <w:szCs w:val="22"/>
         </w:rPr>
-        <w:t xml:space="preserve">, the </w:t>
+        <w:t>,</w:t>
+      </w:r>
+      <w:proofErr w:type="gramEnd"/>
+      <w:r>
+        <w:rPr>
+          <w:rFonts w:ascii="Times New Roman" w:hAnsi="Times New Roman" w:cs="Times New Roman"/>
+          <w:sz w:val="22"/>
+          <w:szCs w:val="22"/>
+        </w:rPr>
+        <w:t xml:space="preserve"> the </w:t>
       </w:r>
       <w:r>
         <w:rPr>
@@ -387,6 +443,7 @@
           <w:szCs w:val="22"/>
         </w:rPr>
       </w:pPr>
+      <w:proofErr w:type="gramStart"/>
       <w:r>
         <w:rPr>
           <w:rFonts w:ascii="Times New Roman" w:hAnsi="Times New Roman" w:cs="Times New Roman"/>
@@ -403,7 +460,16 @@
           <w:sz w:val="22"/>
           <w:szCs w:val="22"/>
         </w:rPr>
-        <w:t xml:space="preserve">, the congregation has </w:t>
+        <w:t>,</w:t>
+      </w:r>
+      <w:proofErr w:type="gramEnd"/>
+      <w:r>
+        <w:rPr>
+          <w:rFonts w:ascii="Times New Roman" w:hAnsi="Times New Roman" w:cs="Times New Roman"/>
+          <w:sz w:val="22"/>
+          <w:szCs w:val="22"/>
+        </w:rPr>
+        <w:t xml:space="preserve"> the congregation has </w:t>
       </w:r>
       <w:r>
         <w:rPr>
@@ -438,6 +504,7 @@
         <w:ind w:left="720" w:hanging="360"/>
         <w:rPr>
           <w:rFonts w:ascii="Times New Roman" w:hAnsi="Times New Roman" w:cs="Times New Roman"/>
+          <w:strike/>
           <w:sz w:val="22"/>
           <w:szCs w:val="22"/>
         </w:rPr>
@@ -447,16 +514,20 @@
           <w:rFonts w:ascii="Times New Roman" w:hAnsi="Times New Roman" w:cs="Times New Roman"/>
           <w:b/>
           <w:bCs/>
-          <w:sz w:val="22"/>
-          <w:szCs w:val="22"/>
+          <w:strike/>
+          <w:sz w:val="22"/>
+          <w:szCs w:val="22"/>
+          <w:highlight w:val="yellow"/>
         </w:rPr>
         <w:t xml:space="preserve">WHEREAS, </w:t>
       </w:r>
       <w:r>
         <w:rPr>
           <w:rFonts w:ascii="Times New Roman" w:hAnsi="Times New Roman" w:cs="Times New Roman"/>
-          <w:sz w:val="22"/>
-          <w:szCs w:val="22"/>
+          <w:strike/>
+          <w:sz w:val="22"/>
+          <w:szCs w:val="22"/>
+          <w:highlight w:val="yellow"/>
         </w:rPr>
         <w:t>the office of President and Vice-President have been filled by the Elders,</w:t>
       </w:r>
@@ -465,8 +536,10 @@
           <w:rFonts w:ascii="Times New Roman" w:hAnsi="Times New Roman" w:cs="Times New Roman"/>
           <w:b/>
           <w:bCs/>
-          <w:sz w:val="22"/>
-          <w:szCs w:val="22"/>
+          <w:strike/>
+          <w:sz w:val="22"/>
+          <w:szCs w:val="22"/>
+          <w:highlight w:val="yellow"/>
         </w:rPr>
         <w:t xml:space="preserve"> AND</w:t>
       </w:r>
@@ -483,6 +556,7 @@
           <w:szCs w:val="22"/>
         </w:rPr>
       </w:pPr>
+      <w:proofErr w:type="gramStart"/>
       <w:r>
         <w:rPr>
           <w:rFonts w:ascii="Times New Roman" w:hAnsi="Times New Roman" w:cs="Times New Roman"/>
@@ -499,7 +573,16 @@
           <w:sz w:val="22"/>
           <w:szCs w:val="22"/>
         </w:rPr>
-        <w:t xml:space="preserve">, the office of Trustee has been </w:t>
+        <w:t>,</w:t>
+      </w:r>
+      <w:proofErr w:type="gramEnd"/>
+      <w:r>
+        <w:rPr>
+          <w:rFonts w:ascii="Times New Roman" w:hAnsi="Times New Roman" w:cs="Times New Roman"/>
+          <w:sz w:val="22"/>
+          <w:szCs w:val="22"/>
+        </w:rPr>
+        <w:t xml:space="preserve"> the office of Trustee has been </w:t>
       </w:r>
       <w:r>
         <w:rPr>
@@ -528,6 +611,7 @@
           <w:szCs w:val="22"/>
         </w:rPr>
       </w:pPr>
+      <w:proofErr w:type="gramStart"/>
       <w:r>
         <w:rPr>
           <w:rFonts w:ascii="Times New Roman" w:hAnsi="Times New Roman" w:cs="Times New Roman"/>
@@ -548,6 +632,7 @@
         </w:rPr>
         <w:t>E</w:t>
       </w:r>
+      <w:proofErr w:type="gramEnd"/>
       <w:r>
         <w:rPr>
           <w:rFonts w:ascii="Times New Roman" w:hAnsi="Times New Roman" w:cs="Times New Roman"/>
@@ -673,18 +758,31 @@
       <w:r>
         <w:rPr>
           <w:rFonts w:ascii="Times New Roman" w:hAnsi="Times New Roman" w:cs="Times New Roman"/>
-          <w:sz w:val="22"/>
-          <w:szCs w:val="22"/>
+          <w:strike/>
+          <w:sz w:val="22"/>
+          <w:szCs w:val="22"/>
+          <w:highlight w:val="yellow"/>
         </w:rPr>
         <w:t>of</w:t>
       </w:r>
       <w:r>
         <w:rPr>
           <w:rFonts w:ascii="Times New Roman" w:hAnsi="Times New Roman" w:cs="Times New Roman"/>
-          <w:sz w:val="22"/>
-          <w:szCs w:val="22"/>
-        </w:rPr>
-        <w:t xml:space="preserve"> the calendar year </w:t>
+          <w:strike/>
+          <w:sz w:val="22"/>
+          <w:szCs w:val="22"/>
+          <w:highlight w:val="yellow"/>
+        </w:rPr>
+        <w:t xml:space="preserve"> the calendar year</w:t>
+      </w:r>
+      <w:r>
+        <w:rPr>
+          <w:rFonts w:ascii="Times New Roman" w:hAnsi="Times New Roman" w:cs="Times New Roman"/>
+          <w:sz w:val="22"/>
+          <w:szCs w:val="22"/>
+          <w:highlight w:val="yellow"/>
+        </w:rPr>
+        <w:t xml:space="preserve"> </w:t>
       </w:r>
       <w:r>
         <w:rPr>
@@ -857,7 +955,7 @@
           <w:sz w:val="22"/>
           <w:szCs w:val="22"/>
         </w:rPr>
-        <w:t xml:space="preserve">The election of officers of the congregation shall take place in the last quarterly meeting of the year. Only such can be elected officers of the congregation who have been voting members of the congregation for at least one year as defined in the constitution. </w:t>
+        <w:t>The election of officers of the congregation shall take place in the last quarter</w:t>
       </w:r>
       <w:r>
         <w:rPr>
@@ -867,7 +965,70 @@
           <w:szCs w:val="22"/>
           <w:highlight w:val="yellow"/>
         </w:rPr>
-        <w:t>Officers shall be permitted to hold the same office two consecutive terms only.</w:t>
+        <w:t>ly</w:t>
+      </w:r>
+      <w:r>
+        <w:rPr>
+          <w:rFonts w:ascii="Times New Roman" w:hAnsi="Times New Roman" w:cs="Times New Roman"/>
+          <w:sz w:val="22"/>
+          <w:szCs w:val="22"/>
+        </w:rPr>
+        <w:t xml:space="preserve"> meeting of the year. Only such can be elected officers of the congregation who have been voting members of the congregation for at least one year as defined in the constitution. </w:t>
+      </w:r>
+      <w:r>
+        <w:rPr>
+          <w:rFonts w:ascii="Times New Roman" w:hAnsi="Times New Roman" w:cs="Times New Roman"/>
+          <w:strike/>
+          <w:sz w:val="22"/>
+          <w:szCs w:val="22"/>
+          <w:highlight w:val="yellow"/>
+        </w:rPr>
+        <w:t xml:space="preserve">Officers shall be permitted to hold the same </w:t>
+      </w:r>
+      <w:proofErr w:type="gramStart"/>
+      <w:r>
+        <w:rPr>
+          <w:rFonts w:ascii="Times New Roman" w:hAnsi="Times New Roman" w:cs="Times New Roman"/>
+          <w:strike/>
+          <w:sz w:val="22"/>
+          <w:szCs w:val="22"/>
+          <w:highlight w:val="yellow"/>
+        </w:rPr>
+        <w:t>office</w:t>
+      </w:r>
+      <w:proofErr w:type="gramEnd"/>
+      <w:r>
+        <w:rPr>
+          <w:rFonts w:ascii="Times New Roman" w:hAnsi="Times New Roman" w:cs="Times New Roman"/>
+          <w:strike/>
+          <w:sz w:val="22"/>
+          <w:szCs w:val="22"/>
+          <w:highlight w:val="yellow"/>
+        </w:rPr>
+        <w:t xml:space="preserve"> two consecutive terms only.</w:t>
+      </w:r>
+    </w:p>
+    <w:p>
+      <w:pPr>
+        <w:spacing w:before="120" w:after="0"/>
+        <w:ind w:left="360"/>
+        <w:rPr>
+          <w:rFonts w:ascii="Times New Roman" w:hAnsi="Times New Roman" w:cs="Times New Roman"/>
+          <w:b/>
+          <w:bCs/>
+          <w:sz w:val="22"/>
+          <w:szCs w:val="22"/>
+        </w:rPr>
+      </w:pPr>
+      <w:r>
+        <w:rPr>
+          <w:rFonts w:ascii="Times New Roman" w:hAnsi="Times New Roman" w:cs="Times New Roman"/>
+          <w:b/>
+          <w:bCs/>
+          <w:sz w:val="22"/>
+          <w:szCs w:val="22"/>
+        </w:rPr>
+        <w:t>AND BE IT FURTHER</w:t>
       </w:r>
     </w:p>
     <w:p>
@@ -1031,29 +1192,17 @@
         <w:ind w:left="1440"/>
         <w:rPr>
           <w:rFonts w:ascii="Times New Roman" w:hAnsi="Times New Roman" w:cs="Times New Roman"/>
-          <w:strike/>
-          <w:sz w:val="22"/>
-          <w:szCs w:val="22"/>
-        </w:rPr>
-      </w:pPr>
-      <w:r>
-        <w:rPr>
-          <w:rFonts w:ascii="Times New Roman" w:hAnsi="Times New Roman" w:cs="Times New Roman"/>
-          <w:strike/>
-          <w:sz w:val="22"/>
-          <w:szCs w:val="22"/>
-          <w:highlight w:val="yellow"/>
-        </w:rPr>
-        <w:t>Vice-President, a male, for a term of two years on alternating years with the election of the Presi</w:t>
-      </w:r>
-      <w:r>
-        <w:rPr>
-          <w:rFonts w:ascii="Times New Roman" w:hAnsi="Times New Roman" w:cs="Times New Roman"/>
-          <w:sz w:val="22"/>
-          <w:szCs w:val="22"/>
-          <w:highlight w:val="yellow"/>
-        </w:rPr>
-        <w:t>dent</w:t>
+          <w:sz w:val="22"/>
+          <w:szCs w:val="22"/>
+        </w:rPr>
+      </w:pPr>
+      <w:r>
+        <w:rPr>
+          <w:rFonts w:ascii="Times New Roman" w:hAnsi="Times New Roman" w:cs="Times New Roman"/>
+          <w:sz w:val="22"/>
+          <w:szCs w:val="22"/>
+        </w:rPr>
+        <w:t>Vice-President, a male, for a term of two years on alternating years with the election of the President</w:t>
       </w:r>
     </w:p>
     <w:p>
@@ -1077,7 +1226,42 @@
           <w:sz w:val="22"/>
           <w:szCs w:val="22"/>
         </w:rPr>
-        <w:t>Secretary, for a term of one year</w:t>
+        <w:t xml:space="preserve">Secretary, for a term of </w:t>
+      </w:r>
+      <w:r>
+        <w:rPr>
+          <w:rFonts w:ascii="Times New Roman" w:hAnsi="Times New Roman" w:cs="Times New Roman"/>
+          <w:strike/>
+          <w:sz w:val="22"/>
+          <w:szCs w:val="22"/>
+          <w:highlight w:val="yellow"/>
+        </w:rPr>
+        <w:t>one</w:t>
+      </w:r>
+      <w:r>
+        <w:rPr>
+          <w:rFonts w:ascii="Times New Roman" w:hAnsi="Times New Roman" w:cs="Times New Roman"/>
+          <w:sz w:val="22"/>
+          <w:szCs w:val="22"/>
+        </w:rPr>
+        <w:t xml:space="preserve"> </w:t>
+      </w:r>
+      <w:r>
+        <w:rPr>
+          <w:rFonts w:ascii="Times New Roman" w:hAnsi="Times New Roman" w:cs="Times New Roman"/>
+          <w:sz w:val="22"/>
+          <w:szCs w:val="22"/>
+          <w:highlight w:val="yellow"/>
+        </w:rPr>
+        <w:t>three</w:t>
+      </w:r>
+      <w:r>
+        <w:rPr>
+          <w:rFonts w:ascii="Times New Roman" w:hAnsi="Times New Roman" w:cs="Times New Roman"/>
+          <w:sz w:val="22"/>
+          <w:szCs w:val="22"/>
+        </w:rPr>
+        <w:t xml:space="preserve"> year</w:t>
       </w:r>
     </w:p>
     <w:p>
@@ -1125,6 +1309,7 @@
           <w:strike/>
           <w:sz w:val="22"/>
           <w:szCs w:val="22"/>
+          <w:highlight w:val="yellow"/>
         </w:rPr>
         <w:t>2</w:t>
       </w:r>
@@ -1151,23 +1336,24 @@
           <w:szCs w:val="22"/>
           <w:highlight w:val="yellow"/>
         </w:rPr>
-        <w:t>two or more</w:t>
-      </w:r>
-      <w:r>
-        <w:rPr>
-          <w:rFonts w:ascii="Times New Roman" w:hAnsi="Times New Roman" w:cs="Times New Roman"/>
-          <w:sz w:val="22"/>
-          <w:szCs w:val="22"/>
-        </w:rPr>
-        <w:t xml:space="preserve"> </w:t>
-      </w:r>
-      <w:r>
-        <w:rPr>
-          <w:rFonts w:ascii="Times New Roman" w:hAnsi="Times New Roman" w:cs="Times New Roman"/>
-          <w:sz w:val="22"/>
-          <w:szCs w:val="22"/>
-        </w:rPr>
-        <w:t xml:space="preserve">male(s), for a term of three years </w:t>
+        <w:t xml:space="preserve">two or more </w:t>
+      </w:r>
+      <w:r>
+        <w:rPr>
+          <w:rFonts w:ascii="Times New Roman" w:hAnsi="Times New Roman" w:cs="Times New Roman"/>
+          <w:sz w:val="22"/>
+          <w:szCs w:val="22"/>
+          <w:highlight w:val="yellow"/>
+        </w:rPr>
+        <w:t>male(s)</w:t>
+      </w:r>
+      <w:r>
+        <w:rPr>
+          <w:rFonts w:ascii="Times New Roman" w:hAnsi="Times New Roman" w:cs="Times New Roman"/>
+          <w:sz w:val="22"/>
+          <w:szCs w:val="22"/>
+        </w:rPr>
+        <w:t xml:space="preserve">, for a term of three years </w:t>
       </w:r>
     </w:p>
     <w:p>
@@ -1199,15 +1385,15 @@
           <w:szCs w:val="22"/>
           <w:highlight w:val="yellow"/>
         </w:rPr>
-        <w:t>one or more,</w:t>
-      </w:r>
-      <w:r>
-        <w:rPr>
-          <w:rFonts w:ascii="Times New Roman" w:hAnsi="Times New Roman" w:cs="Times New Roman"/>
-          <w:sz w:val="22"/>
-          <w:szCs w:val="22"/>
-        </w:rPr>
-        <w:t xml:space="preserve"> for a term of three years</w:t>
+        <w:t>one or more</w:t>
+      </w:r>
+      <w:r>
+        <w:rPr>
+          <w:rFonts w:ascii="Times New Roman" w:hAnsi="Times New Roman" w:cs="Times New Roman"/>
+          <w:sz w:val="22"/>
+          <w:szCs w:val="22"/>
+        </w:rPr>
+        <w:t>, for a term of three years</w:t>
       </w:r>
     </w:p>
     <w:p>
@@ -1217,9 +1403,9 @@
           <w:rFonts w:ascii="Times New Roman" w:hAnsi="Times New Roman" w:cs="Times New Roman"/>
           <w:b/>
           <w:bCs/>
-          <w:sz w:val="22"/>
-          <w:szCs w:val="22"/>
-          <w:highlight w:val="yellow"/>
+          <w:strike/>
+          <w:sz w:val="22"/>
+          <w:szCs w:val="22"/>
         </w:rPr>
       </w:pPr>
       <w:r>
@@ -1227,6 +1413,7 @@
           <w:rFonts w:ascii="Times New Roman" w:hAnsi="Times New Roman" w:cs="Times New Roman"/>
           <w:b/>
           <w:bCs/>
+          <w:strike/>
           <w:sz w:val="22"/>
           <w:szCs w:val="22"/>
           <w:highlight w:val="yellow"/>
@@ -1243,14 +1430,16 @@
         </w:numPr>
         <w:rPr>
           <w:rFonts w:ascii="Times New Roman" w:hAnsi="Times New Roman" w:cs="Times New Roman"/>
-          <w:sz w:val="22"/>
-          <w:szCs w:val="22"/>
-          <w:highlight w:val="yellow"/>
-        </w:rPr>
-      </w:pPr>
-      <w:r>
-        <w:rPr>
-          <w:rFonts w:ascii="Times New Roman" w:hAnsi="Times New Roman" w:cs="Times New Roman"/>
+          <w:strike/>
+          <w:sz w:val="22"/>
+          <w:szCs w:val="22"/>
+          <w:highlight w:val="yellow"/>
+        </w:rPr>
+      </w:pPr>
+      <w:r>
+        <w:rPr>
+          <w:rFonts w:ascii="Times New Roman" w:hAnsi="Times New Roman" w:cs="Times New Roman"/>
+          <w:strike/>
           <w:sz w:val="22"/>
           <w:szCs w:val="22"/>
           <w:highlight w:val="yellow"/>
@@ -1260,6 +1449,7 @@
       <w:r>
         <w:rPr>
           <w:rFonts w:ascii="Times New Roman" w:hAnsi="Times New Roman" w:cs="Times New Roman"/>
+          <w:strike/>
           <w:sz w:val="22"/>
           <w:szCs w:val="22"/>
           <w:highlight w:val="yellow"/>
@@ -1269,6 +1459,7 @@
       <w:r>
         <w:rPr>
           <w:rFonts w:ascii="Times New Roman" w:hAnsi="Times New Roman" w:cs="Times New Roman"/>
+          <w:strike/>
           <w:sz w:val="22"/>
           <w:szCs w:val="22"/>
           <w:highlight w:val="yellow"/>
@@ -1285,14 +1476,16 @@
         </w:numPr>
         <w:rPr>
           <w:rFonts w:ascii="Times New Roman" w:hAnsi="Times New Roman" w:cs="Times New Roman"/>
-          <w:sz w:val="22"/>
-          <w:szCs w:val="22"/>
-          <w:highlight w:val="yellow"/>
-        </w:rPr>
-      </w:pPr>
-      <w:r>
-        <w:rPr>
-          <w:rFonts w:ascii="Times New Roman" w:hAnsi="Times New Roman" w:cs="Times New Roman"/>
+          <w:strike/>
+          <w:sz w:val="22"/>
+          <w:szCs w:val="22"/>
+          <w:highlight w:val="yellow"/>
+        </w:rPr>
+      </w:pPr>
+      <w:r>
+        <w:rPr>
+          <w:rFonts w:ascii="Times New Roman" w:hAnsi="Times New Roman" w:cs="Times New Roman"/>
+          <w:strike/>
           <w:sz w:val="22"/>
           <w:szCs w:val="22"/>
           <w:highlight w:val="yellow"/>
@@ -1302,6 +1495,7 @@
       <w:r>
         <w:rPr>
           <w:rFonts w:ascii="Times New Roman" w:hAnsi="Times New Roman" w:cs="Times New Roman"/>
+          <w:strike/>
           <w:sz w:val="22"/>
           <w:szCs w:val="22"/>
           <w:highlight w:val="yellow"/>
@@ -1311,6 +1505,7 @@
       <w:r>
         <w:rPr>
           <w:rFonts w:ascii="Times New Roman" w:hAnsi="Times New Roman" w:cs="Times New Roman"/>
+          <w:strike/>
           <w:sz w:val="22"/>
           <w:szCs w:val="22"/>
           <w:highlight w:val="yellow"/>
@@ -1320,6 +1515,7 @@
       <w:r>
         <w:rPr>
           <w:rFonts w:ascii="Times New Roman" w:hAnsi="Times New Roman" w:cs="Times New Roman"/>
+          <w:strike/>
           <w:sz w:val="22"/>
           <w:szCs w:val="22"/>
           <w:highlight w:val="yellow"/>
@@ -1329,6 +1525,7 @@
       <w:r>
         <w:rPr>
           <w:rFonts w:ascii="Times New Roman" w:hAnsi="Times New Roman" w:cs="Times New Roman"/>
+          <w:strike/>
           <w:sz w:val="22"/>
           <w:szCs w:val="22"/>
           <w:highlight w:val="yellow"/>
@@ -1338,6 +1535,7 @@
       <w:r>
         <w:rPr>
           <w:rFonts w:ascii="Times New Roman" w:hAnsi="Times New Roman" w:cs="Times New Roman"/>
+          <w:strike/>
           <w:sz w:val="22"/>
           <w:szCs w:val="22"/>
           <w:highlight w:val="yellow"/>
@@ -1347,6 +1545,7 @@
       <w:r>
         <w:rPr>
           <w:rFonts w:ascii="Times New Roman" w:hAnsi="Times New Roman" w:cs="Times New Roman"/>
+          <w:strike/>
           <w:sz w:val="22"/>
           <w:szCs w:val="22"/>
           <w:highlight w:val="yellow"/>
@@ -1356,6 +1555,7 @@
       <w:r>
         <w:rPr>
           <w:rFonts w:ascii="Times New Roman" w:hAnsi="Times New Roman" w:cs="Times New Roman"/>
+          <w:strike/>
           <w:sz w:val="22"/>
           <w:szCs w:val="22"/>
           <w:highlight w:val="yellow"/>
@@ -1365,6 +1565,7 @@
       <w:r>
         <w:rPr>
           <w:rFonts w:ascii="Times New Roman" w:hAnsi="Times New Roman" w:cs="Times New Roman"/>
+          <w:strike/>
           <w:sz w:val="22"/>
           <w:szCs w:val="22"/>
           <w:highlight w:val="yellow"/>
@@ -1389,20 +1590,31 @@
       <w:r>
         <w:rPr>
           <w:rFonts w:ascii="Times New Roman" w:hAnsi="Times New Roman" w:cs="Times New Roman"/>
-          <w:sz w:val="22"/>
-          <w:szCs w:val="22"/>
-          <w:highlight w:val="yellow"/>
-        </w:rPr>
-        <w:t xml:space="preserve">In the event of a vacancy in Secretary, Treasurer, Elders, or Trustees of the congregation the President shall appoint a member of the congregation to fill the vacancy for the remainder of the term according </w:t>
-      </w:r>
-      <w:r>
-        <w:rPr>
-          <w:rFonts w:ascii="Times New Roman" w:hAnsi="Times New Roman" w:cs="Times New Roman"/>
+          <w:strike/>
           <w:sz w:val="22"/>
           <w:szCs w:val="22"/>
           <w:highlight w:val="yellow"/>
         </w:rPr>
         <w:lastRenderedPageBreak/>
+        <w:t>In the event of a vacancy in Secretary, Treasurer, Elders, or Trustees of the congregation the President shall appoint a member of the congregation to fill the vacancy for the remainder of the term according</w:t>
+      </w:r>
+      <w:r>
+        <w:rPr>
+          <w:rFonts w:ascii="Times New Roman" w:hAnsi="Times New Roman" w:cs="Times New Roman"/>
+          <w:sz w:val="22"/>
+          <w:szCs w:val="22"/>
+          <w:highlight w:val="yellow"/>
+        </w:rPr>
+        <w:t xml:space="preserve"> </w:t>
+      </w:r>
+      <w:r>
+        <w:rPr>
+          <w:rFonts w:ascii="Times New Roman" w:hAnsi="Times New Roman" w:cs="Times New Roman"/>
+          <w:strike/>
+          <w:sz w:val="22"/>
+          <w:szCs w:val="22"/>
+          <w:highlight w:val="yellow"/>
+        </w:rPr>
         <w:t xml:space="preserve">to by bylaw </w:t>
       </w:r>
       <w:r>
@@ -1410,6 +1622,7 @@
           <w:rFonts w:ascii="Times New Roman" w:hAnsi="Times New Roman" w:cs="Times New Roman"/>
           <w:i/>
           <w:iCs/>
+          <w:strike/>
           <w:sz w:val="22"/>
           <w:szCs w:val="22"/>
           <w:highlight w:val="yellow"/>
@@ -1419,6 +1632,7 @@
       <w:r>
         <w:rPr>
           <w:rFonts w:ascii="Times New Roman" w:hAnsi="Times New Roman" w:cs="Times New Roman"/>
+          <w:strike/>
           <w:sz w:val="22"/>
           <w:szCs w:val="22"/>
           <w:highlight w:val="yellow"/>
@@ -1453,10 +1667,9 @@
       <w:pPr>
         <w:pStyle w:val="ListParagraph"/>
         <w:numPr>
-          <w:ilvl w:val="1"/>
-          <w:numId w:val="3"/>
+          <w:ilvl w:val="0"/>
+          <w:numId w:val="28"/>
         </w:numPr>
-        <w:ind w:left="1800"/>
         <w:rPr>
           <w:rFonts w:ascii="Times New Roman" w:hAnsi="Times New Roman" w:cs="Times New Roman"/>
           <w:smallCaps/>
@@ -1477,7 +1690,6 @@
         <w:rPr>
           <w:rFonts w:ascii="Times New Roman" w:hAnsi="Times New Roman" w:cs="Times New Roman"/>
           <w:smallCaps/>
-          <w:strike/>
           <w:sz w:val="22"/>
           <w:szCs w:val="22"/>
         </w:rPr>
@@ -1487,7 +1699,10 @@
     <w:p>
       <w:pPr>
         <w:pStyle w:val="ListParagraph"/>
-        <w:ind w:left="1800"/>
+        <w:numPr>
+          <w:ilvl w:val="2"/>
+          <w:numId w:val="28"/>
+        </w:numPr>
         <w:rPr>
           <w:rFonts w:ascii="Times New Roman" w:hAnsi="Times New Roman" w:cs="Times New Roman"/>
           <w:sz w:val="22"/>
@@ -1502,24 +1717,97 @@
         </w:rPr>
         <w:t xml:space="preserve">The President shall preside at all meetings of the voters. </w:t>
       </w:r>
-      <w:r>
-        <w:rPr>
-          <w:rFonts w:ascii="Times New Roman" w:hAnsi="Times New Roman" w:cs="Times New Roman"/>
-          <w:strike/>
-          <w:sz w:val="22"/>
-          <w:szCs w:val="22"/>
-        </w:rPr>
-        <w:t>The President shall preside at all meetings of the voters. In his absence the vice-president shall perform the duties of the office. In the event of a vacancy in the office of president the vice-president shall succeed to the office of president for the remainder of the term</w:t>
-      </w:r>
-      <w:r>
-        <w:rPr>
-          <w:rFonts w:ascii="Times New Roman" w:hAnsi="Times New Roman" w:cs="Times New Roman"/>
-          <w:strike/>
-          <w:sz w:val="22"/>
-          <w:szCs w:val="22"/>
+    </w:p>
+    <w:p>
+      <w:pPr>
+        <w:pStyle w:val="ListParagraph"/>
+        <w:numPr>
+          <w:ilvl w:val="2"/>
+          <w:numId w:val="28"/>
+        </w:numPr>
+        <w:rPr>
+          <w:rFonts w:ascii="Times New Roman" w:hAnsi="Times New Roman" w:cs="Times New Roman"/>
+          <w:sz w:val="22"/>
+          <w:szCs w:val="22"/>
+          <w:highlight w:val="yellow"/>
+        </w:rPr>
+      </w:pPr>
+      <w:r>
+        <w:rPr>
+          <w:rFonts w:ascii="Times New Roman" w:hAnsi="Times New Roman" w:cs="Times New Roman"/>
+          <w:sz w:val="22"/>
+          <w:szCs w:val="22"/>
+          <w:highlight w:val="yellow"/>
+        </w:rPr>
+        <w:t>The President shall represent the congregation in all legal matters.</w:t>
+      </w:r>
+    </w:p>
+    <w:p>
+      <w:pPr>
+        <w:pStyle w:val="ListParagraph"/>
+        <w:numPr>
+          <w:ilvl w:val="2"/>
+          <w:numId w:val="28"/>
+        </w:numPr>
+        <w:rPr>
+          <w:rFonts w:ascii="Times New Roman" w:hAnsi="Times New Roman" w:cs="Times New Roman"/>
+          <w:sz w:val="22"/>
+          <w:szCs w:val="22"/>
+          <w:highlight w:val="yellow"/>
+        </w:rPr>
+      </w:pPr>
+      <w:r>
+        <w:rPr>
+          <w:rFonts w:ascii="Times New Roman" w:hAnsi="Times New Roman" w:cs="Times New Roman"/>
+          <w:sz w:val="22"/>
+          <w:szCs w:val="22"/>
+          <w:highlight w:val="yellow"/>
+        </w:rPr>
+        <w:t xml:space="preserve">In the event of a vacancy in Secretary, Treasurer, Elders, or Trustees of the congregation the President shall appoint a member of the congregation to fill the vacancy for the remainder of the term according to by bylaw </w:t>
+      </w:r>
+      <w:r>
+        <w:rPr>
+          <w:rFonts w:ascii="Times New Roman" w:hAnsi="Times New Roman" w:cs="Times New Roman"/>
+          <w:i/>
+          <w:iCs/>
+          <w:sz w:val="22"/>
+          <w:szCs w:val="22"/>
+          <w:highlight w:val="yellow"/>
+        </w:rPr>
+        <w:t>B Designation and Description of Officers, Boards, Councils, and Committees and the terms thereof; Election of Officers</w:t>
+      </w:r>
+      <w:r>
+        <w:rPr>
+          <w:rFonts w:ascii="Times New Roman" w:hAnsi="Times New Roman" w:cs="Times New Roman"/>
+          <w:sz w:val="22"/>
+          <w:szCs w:val="22"/>
+          <w:highlight w:val="yellow"/>
         </w:rPr>
         <w:t>.</w:t>
       </w:r>
+    </w:p>
+    <w:p>
+      <w:pPr>
+        <w:pStyle w:val="ListParagraph"/>
+        <w:numPr>
+          <w:ilvl w:val="2"/>
+          <w:numId w:val="28"/>
+        </w:numPr>
+        <w:rPr>
+          <w:rFonts w:ascii="Times New Roman" w:hAnsi="Times New Roman" w:cs="Times New Roman"/>
+          <w:sz w:val="22"/>
+          <w:szCs w:val="22"/>
+        </w:rPr>
+      </w:pPr>
+      <w:r>
+        <w:rPr>
+          <w:rFonts w:ascii="Times New Roman" w:hAnsi="Times New Roman" w:cs="Times New Roman"/>
+          <w:sz w:val="22"/>
+          <w:szCs w:val="22"/>
+          <w:highlight w:val="yellow"/>
+        </w:rPr>
+        <w:t>The President shall be the lay voter for the LCMS Presidential Election.</w:t>
+      </w:r>
       <w:r>
         <w:rPr>
           <w:rFonts w:ascii="Times New Roman" w:hAnsi="Times New Roman" w:cs="Times New Roman"/>
@@ -1535,25 +1823,131 @@
           <w:szCs w:val="22"/>
           <w:highlight w:val="yellow"/>
         </w:rPr>
-        <w:t>The President shall be the lay voter for the LCMS Presidential Election.</w:t>
-      </w:r>
-      <w:r>
-        <w:rPr>
-          <w:rFonts w:ascii="Times New Roman" w:hAnsi="Times New Roman" w:cs="Times New Roman"/>
-          <w:sz w:val="22"/>
-          <w:szCs w:val="22"/>
-        </w:rPr>
-        <w:t xml:space="preserve"> </w:t>
-      </w:r>
-      <w:r>
-        <w:rPr>
-          <w:rFonts w:ascii="Times New Roman" w:hAnsi="Times New Roman" w:cs="Times New Roman"/>
-          <w:sz w:val="22"/>
-          <w:szCs w:val="22"/>
-          <w:highlight w:val="yellow"/>
-        </w:rPr>
-        <w:t>(See LCMS Handbook 3.12.3.3)</w:t>
-      </w:r>
+        <w:t>(See LCMS Handbook 3.12.</w:t>
+      </w:r>
+      <w:r>
+        <w:rPr>
+          <w:rFonts w:ascii="Times New Roman" w:hAnsi="Times New Roman" w:cs="Times New Roman"/>
+          <w:sz w:val="22"/>
+          <w:szCs w:val="22"/>
+          <w:highlight w:val="yellow"/>
+        </w:rPr>
+        <w:t>2</w:t>
+      </w:r>
+      <w:r>
+        <w:rPr>
+          <w:rFonts w:ascii="Times New Roman" w:hAnsi="Times New Roman" w:cs="Times New Roman"/>
+          <w:sz w:val="22"/>
+          <w:szCs w:val="22"/>
+          <w:highlight w:val="yellow"/>
+        </w:rPr>
+        <w:t>.3)</w:t>
+      </w:r>
+    </w:p>
+    <w:p>
+      <w:pPr>
+        <w:pStyle w:val="ListParagraph"/>
+        <w:numPr>
+          <w:ilvl w:val="2"/>
+          <w:numId w:val="28"/>
+        </w:numPr>
+        <w:rPr>
+          <w:rFonts w:ascii="Times New Roman" w:hAnsi="Times New Roman" w:cs="Times New Roman"/>
+          <w:sz w:val="22"/>
+          <w:szCs w:val="22"/>
+        </w:rPr>
+      </w:pPr>
+      <w:r>
+        <w:rPr>
+          <w:rFonts w:ascii="Times New Roman" w:hAnsi="Times New Roman" w:cs="Times New Roman"/>
+          <w:sz w:val="22"/>
+          <w:szCs w:val="22"/>
+        </w:rPr>
+        <w:t xml:space="preserve">In his absence the vice-president shall perform the duties of the office. In the event of a vacancy in the office of president the </w:t>
+      </w:r>
+      <w:r>
+        <w:rPr>
+          <w:rFonts w:ascii="Times New Roman" w:hAnsi="Times New Roman" w:cs="Times New Roman"/>
+          <w:sz w:val="22"/>
+          <w:szCs w:val="22"/>
+        </w:rPr>
+        <w:t>V</w:t>
+      </w:r>
+      <w:r>
+        <w:rPr>
+          <w:rFonts w:ascii="Times New Roman" w:hAnsi="Times New Roman" w:cs="Times New Roman"/>
+          <w:sz w:val="22"/>
+          <w:szCs w:val="22"/>
+        </w:rPr>
+        <w:t>ice-</w:t>
+      </w:r>
+      <w:r>
+        <w:rPr>
+          <w:rFonts w:ascii="Times New Roman" w:hAnsi="Times New Roman" w:cs="Times New Roman"/>
+          <w:sz w:val="22"/>
+          <w:szCs w:val="22"/>
+        </w:rPr>
+        <w:t>P</w:t>
+      </w:r>
+      <w:r>
+        <w:rPr>
+          <w:rFonts w:ascii="Times New Roman" w:hAnsi="Times New Roman" w:cs="Times New Roman"/>
+          <w:sz w:val="22"/>
+          <w:szCs w:val="22"/>
+        </w:rPr>
+        <w:t xml:space="preserve">resident shall succeed to the </w:t>
+      </w:r>
+      <w:r>
+        <w:rPr>
+          <w:rFonts w:ascii="Times New Roman" w:hAnsi="Times New Roman" w:cs="Times New Roman"/>
+          <w:sz w:val="22"/>
+          <w:szCs w:val="22"/>
+        </w:rPr>
+        <w:t>O</w:t>
+      </w:r>
+      <w:r>
+        <w:rPr>
+          <w:rFonts w:ascii="Times New Roman" w:hAnsi="Times New Roman" w:cs="Times New Roman"/>
+          <w:sz w:val="22"/>
+          <w:szCs w:val="22"/>
+        </w:rPr>
+        <w:t xml:space="preserve">ffice of </w:t>
+      </w:r>
+      <w:r>
+        <w:rPr>
+          <w:rFonts w:ascii="Times New Roman" w:hAnsi="Times New Roman" w:cs="Times New Roman"/>
+          <w:sz w:val="22"/>
+          <w:szCs w:val="22"/>
+        </w:rPr>
+        <w:t>P</w:t>
+      </w:r>
+      <w:r>
+        <w:rPr>
+          <w:rFonts w:ascii="Times New Roman" w:hAnsi="Times New Roman" w:cs="Times New Roman"/>
+          <w:sz w:val="22"/>
+          <w:szCs w:val="22"/>
+        </w:rPr>
+        <w:t>resident for the remainder of the term</w:t>
+      </w:r>
+      <w:r>
+        <w:rPr>
+          <w:rFonts w:ascii="Times New Roman" w:hAnsi="Times New Roman" w:cs="Times New Roman"/>
+          <w:sz w:val="22"/>
+          <w:szCs w:val="22"/>
+        </w:rPr>
+        <w:t xml:space="preserve">. </w:t>
+      </w:r>
+    </w:p>
+    <w:p>
+      <w:pPr>
+        <w:pStyle w:val="ListParagraph"/>
+        <w:ind w:left="1080"/>
+        <w:rPr>
+          <w:rFonts w:ascii="Times New Roman" w:hAnsi="Times New Roman" w:cs="Times New Roman"/>
+          <w:sz w:val="22"/>
+          <w:szCs w:val="22"/>
+        </w:rPr>
+      </w:pPr>
     </w:p>
     <w:p>
       <w:pPr>
@@ -1729,8 +2123,10 @@
         </w:numPr>
         <w:rPr>
           <w:rFonts w:ascii="Times New Roman" w:hAnsi="Times New Roman" w:cs="Times New Roman"/>
-          <w:sz w:val="22"/>
-          <w:szCs w:val="22"/>
+          <w:strike/>
+          <w:sz w:val="22"/>
+          <w:szCs w:val="22"/>
+          <w:highlight w:val="yellow"/>
         </w:rPr>
       </w:pPr>
       <w:r>
@@ -1747,13 +2143,41 @@
           <w:sz w:val="22"/>
           <w:szCs w:val="22"/>
         </w:rPr>
-        <w:t>congregation and</w:t>
-      </w:r>
-      <w:r>
-        <w:rPr>
-          <w:rFonts w:ascii="Times New Roman" w:hAnsi="Times New Roman" w:cs="Times New Roman"/>
-          <w:sz w:val="22"/>
-          <w:szCs w:val="22"/>
+        <w:t>congregation</w:t>
+      </w:r>
+      <w:r>
+        <w:rPr>
+          <w:rFonts w:ascii="Times New Roman" w:hAnsi="Times New Roman" w:cs="Times New Roman"/>
+          <w:sz w:val="22"/>
+          <w:szCs w:val="22"/>
+        </w:rPr>
+        <w:t>.</w:t>
+      </w:r>
+      <w:r>
+        <w:rPr>
+          <w:rFonts w:ascii="Times New Roman" w:hAnsi="Times New Roman" w:cs="Times New Roman"/>
+          <w:sz w:val="22"/>
+          <w:szCs w:val="22"/>
+        </w:rPr>
+        <w:t xml:space="preserve"> </w:t>
+      </w:r>
+      <w:r>
+        <w:rPr>
+          <w:rFonts w:ascii="Times New Roman" w:hAnsi="Times New Roman" w:cs="Times New Roman"/>
+          <w:strike/>
+          <w:sz w:val="22"/>
+          <w:szCs w:val="22"/>
+          <w:highlight w:val="yellow"/>
+        </w:rPr>
+        <w:t>and</w:t>
+      </w:r>
+      <w:r>
+        <w:rPr>
+          <w:rFonts w:ascii="Times New Roman" w:hAnsi="Times New Roman" w:cs="Times New Roman"/>
+          <w:strike/>
+          <w:sz w:val="22"/>
+          <w:szCs w:val="22"/>
+          <w:highlight w:val="yellow"/>
         </w:rPr>
         <w:t xml:space="preserve"> represent the congregation in all legal matters.</w:t>
       </w:r>
@@ -1842,7 +2266,7 @@
     <w:p>
       <w:pPr>
         <w:spacing w:before="120" w:after="0"/>
-        <w:ind w:left="720" w:hanging="360"/>
+        <w:ind w:left="720"/>
         <w:rPr>
           <w:rFonts w:ascii="Times New Roman" w:hAnsi="Times New Roman" w:cs="Times New Roman"/>
           <w:sz w:val="22"/>
@@ -1889,7 +2313,31 @@
           <w:sz w:val="22"/>
           <w:szCs w:val="22"/>
         </w:rPr>
-        <w:t xml:space="preserve">be to make grammatical and </w:t>
+        <w:t xml:space="preserve">be </w:t>
+      </w:r>
+      <w:r>
+        <w:rPr>
+          <w:rFonts w:ascii="Times New Roman" w:hAnsi="Times New Roman" w:cs="Times New Roman"/>
+          <w:sz w:val="22"/>
+          <w:szCs w:val="22"/>
+        </w:rPr>
+        <w:t>instructed</w:t>
+      </w:r>
+      <w:r>
+        <w:rPr>
+          <w:rFonts w:ascii="Times New Roman" w:hAnsi="Times New Roman" w:cs="Times New Roman"/>
+          <w:sz w:val="22"/>
+          <w:szCs w:val="22"/>
+        </w:rPr>
+        <w:t xml:space="preserve"> </w:t>
+      </w:r>
+      <w:r>
+        <w:rPr>
+          <w:rFonts w:ascii="Times New Roman" w:hAnsi="Times New Roman" w:cs="Times New Roman"/>
+          <w:sz w:val="22"/>
+          <w:szCs w:val="22"/>
+        </w:rPr>
+        <w:t xml:space="preserve">to make grammatical and </w:t>
       </w:r>
       <w:r>
         <w:rPr>
@@ -2333,6 +2781,7 @@
           <w:rFonts w:ascii="Times New Roman" w:hAnsi="Times New Roman"/>
           <w:highlight w:val="yellow"/>
         </w:rPr>
+        <w:lastRenderedPageBreak/>
         <w:t>(d) The registration status of congregations shall be made available to respective district presidents for the sole purpose of their encouraging registration for greater congregational participation. The registration status of congregations shall not be further disseminated.</w:t>
       </w:r>
     </w:p>
@@ -2353,7 +2802,7 @@
 </file>
 
 <file path=word/endnotes.xml><?xml version="1.0" encoding="utf-8"?>
-<w:endnotes xmlns:wpc="http://schemas.microsoft.com/office/word/2010/wordprocessingCanvas" xmlns:cx="http://schemas.microsoft.com/office/drawing/2014/chartex" xmlns:cx1="http://schemas.microsoft.com/office/drawing/2015/9/8/chartex" xmlns:cx2="http://schemas.microsoft.com/office/drawing/2015/10/21/chartex" xmlns:cx3="http://schemas.microsoft.com/office/drawing/2016/5/9/chartex" xmlns:cx4="http://schemas.microsoft.com/office/drawing/2016/5/10/chartex" xmlns:cx5="http://schemas.microsoft.com/office/drawing/2016/5/11/chartex" xmlns:cx6="http://schemas.microsoft.com/office/drawing/2016/5/12/chartex" xmlns:cx7="http://schemas.microsoft.com/office/drawing/2016/5/13/chartex" xmlns:cx8="http://schemas.microsoft.com/office/drawing/2016/5/14/chartex" xmlns:mc="http://schemas.openxmlformats.org/markup-compatibility/2006" xmlns:aink="http://schemas.microsoft.com/office/drawing/2016/ink" xmlns:am3d="http://schemas.microsoft.com/office/drawing/2017/model3d" xmlns:o="urn:schemas-microsoft-com:office:office" xmlns:oel="http://schemas.microsoft.com/office/2019/extlst" xmlns:r="http://schemas.openxmlformats.org/officeDocument/2006/relationships" xmlns:m="http://schemas.openxmlformats.org/officeDocument/2006/math" xmlns:v="urn:schemas-microsoft-com:vml" xmlns:wp14="http://schemas.microsoft.com/office/word/2010/wordprocessingDrawing" xmlns:wp="http://schemas.openxmlformats.org/drawingml/2006/wordprocessingDrawing" xmlns:w10="urn:schemas-microsoft-com:office:word" xmlns:w="http://schemas.openxmlformats.org/wordprocessingml/2006/main" xmlns:w14="http://schemas.microsoft.com/office/word/2010/wordml" xmlns:w15="http://schemas.microsoft.com/office/word/2012/wordml" xmlns:w16cex="http://schemas.microsoft.com/office/word/2018/wordml/cex" xmlns:w16cid="http://schemas.microsoft.com/office/word/2016/wordml/cid" xmlns:w16="http://schemas.microsoft.com/office/word/2018/wordml" xmlns:w16du="http://schemas.microsoft.com/office/word/2023/wordml/word16du" xmlns:w16sdtdh="http://schemas.microsoft.com/office/word/2020/wordml/sdtdatahash" xmlns:w16se="http://schemas.microsoft.com/office/word/2015/wordml/symex" xmlns:wpg="http://schemas.microsoft.com/office/word/2010/wordprocessingGroup" xmlns:wpi="http://schemas.microsoft.com/office/word/2010/wordprocessingInk" xmlns:wne="http://schemas.microsoft.com/office/word/2006/wordml" xmlns:wps="http://schemas.microsoft.com/office/word/2010/wordprocessingShape" mc:Ignorable="w14 w15 w16se w16cid w16 w16cex w16sdtdh wp14">
+<w:endnotes xmlns:wpc="http://schemas.microsoft.com/office/word/2010/wordprocessingCanvas" xmlns:cx="http://schemas.microsoft.com/office/drawing/2014/chartex" xmlns:cx1="http://schemas.microsoft.com/office/drawing/2015/9/8/chartex" xmlns:cx2="http://schemas.microsoft.com/office/drawing/2015/10/21/chartex" xmlns:cx3="http://schemas.microsoft.com/office/drawing/2016/5/9/chartex" xmlns:cx4="http://schemas.microsoft.com/office/drawing/2016/5/10/chartex" xmlns:cx5="http://schemas.microsoft.com/office/drawing/2016/5/11/chartex" xmlns:cx6="http://schemas.microsoft.com/office/drawing/2016/5/12/chartex" xmlns:cx7="http://schemas.microsoft.com/office/drawing/2016/5/13/chartex" xmlns:cx8="http://schemas.microsoft.com/office/drawing/2016/5/14/chartex" xmlns:mc="http://schemas.openxmlformats.org/markup-compatibility/2006" xmlns:aink="http://schemas.microsoft.com/office/drawing/2016/ink" xmlns:am3d="http://schemas.microsoft.com/office/drawing/2017/model3d" xmlns:o="urn:schemas-microsoft-com:office:office" xmlns:oel="http://schemas.microsoft.com/office/2019/extlst" xmlns:r="http://schemas.openxmlformats.org/officeDocument/2006/relationships" xmlns:m="http://schemas.openxmlformats.org/officeDocument/2006/math" xmlns:v="urn:schemas-microsoft-com:vml" xmlns:wp14="http://schemas.microsoft.com/office/word/2010/wordprocessingDrawing" xmlns:wp="http://schemas.openxmlformats.org/drawingml/2006/wordprocessingDrawing" xmlns:w10="urn:schemas-microsoft-com:office:word" xmlns:w="http://schemas.openxmlformats.org/wordprocessingml/2006/main" xmlns:w14="http://schemas.microsoft.com/office/word/2010/wordml" xmlns:w15="http://schemas.microsoft.com/office/word/2012/wordml" xmlns:w16cex="http://schemas.microsoft.com/office/word/2018/wordml/cex" xmlns:w16cid="http://schemas.microsoft.com/office/word/2016/wordml/cid" xmlns:w16="http://schemas.microsoft.com/office/word/2018/wordml" xmlns:w16sdtdh="http://schemas.microsoft.com/office/word/2020/wordml/sdtdatahash" xmlns:w16se="http://schemas.microsoft.com/office/word/2015/wordml/symex" xmlns:wpg="http://schemas.microsoft.com/office/word/2010/wordprocessingGroup" xmlns:wpi="http://schemas.microsoft.com/office/word/2010/wordprocessingInk" xmlns:wne="http://schemas.microsoft.com/office/word/2006/wordml" xmlns:wps="http://schemas.microsoft.com/office/word/2010/wordprocessingShape" mc:Ignorable="w14 w15 w16se w16cid w16 w16cex w16sdtdh wp14">
   <w:endnote w:type="separator" w:id="-1">
     <w:p>
       <w:pPr>
@@ -2378,7 +2827,7 @@
 </file>
 
 <file path=word/footer1.xml><?xml version="1.0" encoding="utf-8"?>
-<w:ftr xmlns:wpc="http://schemas.microsoft.com/office/word/2010/wordprocessingCanvas" xmlns:cx="http://schemas.microsoft.com/office/drawing/2014/chartex" xmlns:cx1="http://schemas.microsoft.com/office/drawing/2015/9/8/chartex" xmlns:cx2="http://schemas.microsoft.com/office/drawing/2015/10/21/chartex" xmlns:cx3="http://schemas.microsoft.com/office/drawing/2016/5/9/chartex" xmlns:cx4="http://schemas.microsoft.com/office/drawing/2016/5/10/chartex" xmlns:cx5="http://schemas.microsoft.com/office/drawing/2016/5/11/chartex" xmlns:cx6="http://schemas.microsoft.com/office/drawing/2016/5/12/chartex" xmlns:cx7="http://schemas.microsoft.com/office/drawing/2016/5/13/chartex" xmlns:cx8="http://schemas.microsoft.com/office/drawing/2016/5/14/chartex" xmlns:mc="http://schemas.openxmlformats.org/markup-compatibility/2006" xmlns:aink="http://schemas.microsoft.com/office/drawing/2016/ink" xmlns:am3d="http://schemas.microsoft.com/office/drawing/2017/model3d" xmlns:o="urn:schemas-microsoft-com:office:office" xmlns:oel="http://schemas.microsoft.com/office/2019/extlst" xmlns:r="http://schemas.openxmlformats.org/officeDocument/2006/relationships" xmlns:m="http://schemas.openxmlformats.org/officeDocument/2006/math" xmlns:v="urn:schemas-microsoft-com:vml" xmlns:wp14="http://schemas.microsoft.com/office/word/2010/wordprocessingDrawing" xmlns:wp="http://schemas.openxmlformats.org/drawingml/2006/wordprocessingDrawing" xmlns:w10="urn:schemas-microsoft-com:office:word" xmlns:w="http://schemas.openxmlformats.org/wordprocessingml/2006/main" xmlns:w14="http://schemas.microsoft.com/office/word/2010/wordml" xmlns:w15="http://schemas.microsoft.com/office/word/2012/wordml" xmlns:w16cex="http://schemas.microsoft.com/office/word/2018/wordml/cex" xmlns:w16cid="http://schemas.microsoft.com/office/word/2016/wordml/cid" xmlns:w16="http://schemas.microsoft.com/office/word/2018/wordml" xmlns:w16du="http://schemas.microsoft.com/office/word/2023/wordml/word16du" xmlns:w16sdtdh="http://schemas.microsoft.com/office/word/2020/wordml/sdtdatahash" xmlns:w16se="http://schemas.microsoft.com/office/word/2015/wordml/symex" xmlns:wpg="http://schemas.microsoft.com/office/word/2010/wordprocessingGroup" xmlns:wpi="http://schemas.microsoft.com/office/word/2010/wordprocessingInk" xmlns:wne="http://schemas.microsoft.com/office/word/2006/wordml" xmlns:wps="http://schemas.microsoft.com/office/word/2010/wordprocessingShape" mc:Ignorable="w14 w15 w16se w16cid w16 w16cex w16sdtdh wp14">
+<w:ftr xmlns:wpc="http://schemas.microsoft.com/office/word/2010/wordprocessingCanvas" xmlns:cx="http://schemas.microsoft.com/office/drawing/2014/chartex" xmlns:cx1="http://schemas.microsoft.com/office/drawing/2015/9/8/chartex" xmlns:cx2="http://schemas.microsoft.com/office/drawing/2015/10/21/chartex" xmlns:cx3="http://schemas.microsoft.com/office/drawing/2016/5/9/chartex" xmlns:cx4="http://schemas.microsoft.com/office/drawing/2016/5/10/chartex" xmlns:cx5="http://schemas.microsoft.com/office/drawing/2016/5/11/chartex" xmlns:cx6="http://schemas.microsoft.com/office/drawing/2016/5/12/chartex" xmlns:cx7="http://schemas.microsoft.com/office/drawing/2016/5/13/chartex" xmlns:cx8="http://schemas.microsoft.com/office/drawing/2016/5/14/chartex" xmlns:mc="http://schemas.openxmlformats.org/markup-compatibility/2006" xmlns:aink="http://schemas.microsoft.com/office/drawing/2016/ink" xmlns:am3d="http://schemas.microsoft.com/office/drawing/2017/model3d" xmlns:o="urn:schemas-microsoft-com:office:office" xmlns:oel="http://schemas.microsoft.com/office/2019/extlst" xmlns:r="http://schemas.openxmlformats.org/officeDocument/2006/relationships" xmlns:m="http://schemas.openxmlformats.org/officeDocument/2006/math" xmlns:v="urn:schemas-microsoft-com:vml" xmlns:wp14="http://schemas.microsoft.com/office/word/2010/wordprocessingDrawing" xmlns:wp="http://schemas.openxmlformats.org/drawingml/2006/wordprocessingDrawing" xmlns:w10="urn:schemas-microsoft-com:office:word" xmlns:w="http://schemas.openxmlformats.org/wordprocessingml/2006/main" xmlns:w14="http://schemas.microsoft.com/office/word/2010/wordml" xmlns:w15="http://schemas.microsoft.com/office/word/2012/wordml" xmlns:w16cex="http://schemas.microsoft.com/office/word/2018/wordml/cex" xmlns:w16cid="http://schemas.microsoft.com/office/word/2016/wordml/cid" xmlns:w16="http://schemas.microsoft.com/office/word/2018/wordml" xmlns:w16sdtdh="http://schemas.microsoft.com/office/word/2020/wordml/sdtdatahash" xmlns:w16se="http://schemas.microsoft.com/office/word/2015/wordml/symex" xmlns:wpg="http://schemas.microsoft.com/office/word/2010/wordprocessingGroup" xmlns:wpi="http://schemas.microsoft.com/office/word/2010/wordprocessingInk" xmlns:wne="http://schemas.microsoft.com/office/word/2006/wordml" xmlns:wps="http://schemas.microsoft.com/office/word/2010/wordprocessingShape" mc:Ignorable="w14 w15 w16se w16cid w16 w16cex w16sdtdh wp14">
   <w:p>
     <w:pPr>
       <w:pStyle w:val="Footer"/>
@@ -2388,7 +2837,7 @@
 </file>
 
 <file path=word/footer2.xml><?xml version="1.0" encoding="utf-8"?>
-<w:ftr xmlns:wpc="http://schemas.microsoft.com/office/word/2010/wordprocessingCanvas" xmlns:cx="http://schemas.microsoft.com/office/drawing/2014/chartex" xmlns:cx1="http://schemas.microsoft.com/office/drawing/2015/9/8/chartex" xmlns:cx2="http://schemas.microsoft.com/office/drawing/2015/10/21/chartex" xmlns:cx3="http://schemas.microsoft.com/office/drawing/2016/5/9/chartex" xmlns:cx4="http://schemas.microsoft.com/office/drawing/2016/5/10/chartex" xmlns:cx5="http://schemas.microsoft.com/office/drawing/2016/5/11/chartex" xmlns:cx6="http://schemas.microsoft.com/office/drawing/2016/5/12/chartex" xmlns:cx7="http://schemas.microsoft.com/office/drawing/2016/5/13/chartex" xmlns:cx8="http://schemas.microsoft.com/office/drawing/2016/5/14/chartex" xmlns:mc="http://schemas.openxmlformats.org/markup-compatibility/2006" xmlns:aink="http://schemas.microsoft.com/office/drawing/2016/ink" xmlns:am3d="http://schemas.microsoft.com/office/drawing/2017/model3d" xmlns:o="urn:schemas-microsoft-com:office:office" xmlns:oel="http://schemas.microsoft.com/office/2019/extlst" xmlns:r="http://schemas.openxmlformats.org/officeDocument/2006/relationships" xmlns:m="http://schemas.openxmlformats.org/officeDocument/2006/math" xmlns:v="urn:schemas-microsoft-com:vml" xmlns:wp14="http://schemas.microsoft.com/office/word/2010/wordprocessingDrawing" xmlns:wp="http://schemas.openxmlformats.org/drawingml/2006/wordprocessingDrawing" xmlns:w10="urn:schemas-microsoft-com:office:word" xmlns:w="http://schemas.openxmlformats.org/wordprocessingml/2006/main" xmlns:w14="http://schemas.microsoft.com/office/word/2010/wordml" xmlns:w15="http://schemas.microsoft.com/office/word/2012/wordml" xmlns:w16cex="http://schemas.microsoft.com/office/word/2018/wordml/cex" xmlns:w16cid="http://schemas.microsoft.com/office/word/2016/wordml/cid" xmlns:w16="http://schemas.microsoft.com/office/word/2018/wordml" xmlns:w16du="http://schemas.microsoft.com/office/word/2023/wordml/word16du" xmlns:w16sdtdh="http://schemas.microsoft.com/office/word/2020/wordml/sdtdatahash" xmlns:w16se="http://schemas.microsoft.com/office/word/2015/wordml/symex" xmlns:wpg="http://schemas.microsoft.com/office/word/2010/wordprocessingGroup" xmlns:wpi="http://schemas.microsoft.com/office/word/2010/wordprocessingInk" xmlns:wne="http://schemas.microsoft.com/office/word/2006/wordml" xmlns:wps="http://schemas.microsoft.com/office/word/2010/wordprocessingShape" mc:Ignorable="w14 w15 w16se w16cid w16 w16cex w16sdtdh wp14">
+<w:ftr xmlns:wpc="http://schemas.microsoft.com/office/word/2010/wordprocessingCanvas" xmlns:cx="http://schemas.microsoft.com/office/drawing/2014/chartex" xmlns:cx1="http://schemas.microsoft.com/office/drawing/2015/9/8/chartex" xmlns:cx2="http://schemas.microsoft.com/office/drawing/2015/10/21/chartex" xmlns:cx3="http://schemas.microsoft.com/office/drawing/2016/5/9/chartex" xmlns:cx4="http://schemas.microsoft.com/office/drawing/2016/5/10/chartex" xmlns:cx5="http://schemas.microsoft.com/office/drawing/2016/5/11/chartex" xmlns:cx6="http://schemas.microsoft.com/office/drawing/2016/5/12/chartex" xmlns:cx7="http://schemas.microsoft.com/office/drawing/2016/5/13/chartex" xmlns:cx8="http://schemas.microsoft.com/office/drawing/2016/5/14/chartex" xmlns:mc="http://schemas.openxmlformats.org/markup-compatibility/2006" xmlns:aink="http://schemas.microsoft.com/office/drawing/2016/ink" xmlns:am3d="http://schemas.microsoft.com/office/drawing/2017/model3d" xmlns:o="urn:schemas-microsoft-com:office:office" xmlns:oel="http://schemas.microsoft.com/office/2019/extlst" xmlns:r="http://schemas.openxmlformats.org/officeDocument/2006/relationships" xmlns:m="http://schemas.openxmlformats.org/officeDocument/2006/math" xmlns:v="urn:schemas-microsoft-com:vml" xmlns:wp14="http://schemas.microsoft.com/office/word/2010/wordprocessingDrawing" xmlns:wp="http://schemas.openxmlformats.org/drawingml/2006/wordprocessingDrawing" xmlns:w10="urn:schemas-microsoft-com:office:word" xmlns:w="http://schemas.openxmlformats.org/wordprocessingml/2006/main" xmlns:w14="http://schemas.microsoft.com/office/word/2010/wordml" xmlns:w15="http://schemas.microsoft.com/office/word/2012/wordml" xmlns:w16cex="http://schemas.microsoft.com/office/word/2018/wordml/cex" xmlns:w16cid="http://schemas.microsoft.com/office/word/2016/wordml/cid" xmlns:w16="http://schemas.microsoft.com/office/word/2018/wordml" xmlns:w16sdtdh="http://schemas.microsoft.com/office/word/2020/wordml/sdtdatahash" xmlns:w16se="http://schemas.microsoft.com/office/word/2015/wordml/symex" xmlns:wpg="http://schemas.microsoft.com/office/word/2010/wordprocessingGroup" xmlns:wpi="http://schemas.microsoft.com/office/word/2010/wordprocessingInk" xmlns:wne="http://schemas.microsoft.com/office/word/2006/wordml" xmlns:wps="http://schemas.microsoft.com/office/word/2010/wordprocessingShape" mc:Ignorable="w14 w15 w16se w16cid w16 w16cex w16sdtdh wp14">
   <w:p>
     <w:pPr>
       <w:pStyle w:val="Footer"/>
@@ -2398,7 +2847,7 @@
 </file>
 
 <file path=word/footer3.xml><?xml version="1.0" encoding="utf-8"?>
-<w:ftr xmlns:wpc="http://schemas.microsoft.com/office/word/2010/wordprocessingCanvas" xmlns:cx="http://schemas.microsoft.com/office/drawing/2014/chartex" xmlns:cx1="http://schemas.microsoft.com/office/drawing/2015/9/8/chartex" xmlns:cx2="http://schemas.microsoft.com/office/drawing/2015/10/21/chartex" xmlns:cx3="http://schemas.microsoft.com/office/drawing/2016/5/9/chartex" xmlns:cx4="http://schemas.microsoft.com/office/drawing/2016/5/10/chartex" xmlns:cx5="http://schemas.microsoft.com/office/drawing/2016/5/11/chartex" xmlns:cx6="http://schemas.microsoft.com/office/drawing/2016/5/12/chartex" xmlns:cx7="http://schemas.microsoft.com/office/drawing/2016/5/13/chartex" xmlns:cx8="http://schemas.microsoft.com/office/drawing/2016/5/14/chartex" xmlns:mc="http://schemas.openxmlformats.org/markup-compatibility/2006" xmlns:aink="http://schemas.microsoft.com/office/drawing/2016/ink" xmlns:am3d="http://schemas.microsoft.com/office/drawing/2017/model3d" xmlns:o="urn:schemas-microsoft-com:office:office" xmlns:oel="http://schemas.microsoft.com/office/2019/extlst" xmlns:r="http://schemas.openxmlformats.org/officeDocument/2006/relationships" xmlns:m="http://schemas.openxmlformats.org/officeDocument/2006/math" xmlns:v="urn:schemas-microsoft-com:vml" xmlns:wp14="http://schemas.microsoft.com/office/word/2010/wordprocessingDrawing" xmlns:wp="http://schemas.openxmlformats.org/drawingml/2006/wordprocessingDrawing" xmlns:w10="urn:schemas-microsoft-com:office:word" xmlns:w="http://schemas.openxmlformats.org/wordprocessingml/2006/main" xmlns:w14="http://schemas.microsoft.com/office/word/2010/wordml" xmlns:w15="http://schemas.microsoft.com/office/word/2012/wordml" xmlns:w16cex="http://schemas.microsoft.com/office/word/2018/wordml/cex" xmlns:w16cid="http://schemas.microsoft.com/office/word/2016/wordml/cid" xmlns:w16="http://schemas.microsoft.com/office/word/2018/wordml" xmlns:w16du="http://schemas.microsoft.com/office/word/2023/wordml/word16du" xmlns:w16sdtdh="http://schemas.microsoft.com/office/word/2020/wordml/sdtdatahash" xmlns:w16se="http://schemas.microsoft.com/office/word/2015/wordml/symex" xmlns:wpg="http://schemas.microsoft.com/office/word/2010/wordprocessingGroup" xmlns:wpi="http://schemas.microsoft.com/office/word/2010/wordprocessingInk" xmlns:wne="http://schemas.microsoft.com/office/word/2006/wordml" xmlns:wps="http://schemas.microsoft.com/office/word/2010/wordprocessingShape" mc:Ignorable="w14 w15 w16se w16cid w16 w16cex w16sdtdh wp14">
+<w:ftr xmlns:wpc="http://schemas.microsoft.com/office/word/2010/wordprocessingCanvas" xmlns:cx="http://schemas.microsoft.com/office/drawing/2014/chartex" xmlns:cx1="http://schemas.microsoft.com/office/drawing/2015/9/8/chartex" xmlns:cx2="http://schemas.microsoft.com/office/drawing/2015/10/21/chartex" xmlns:cx3="http://schemas.microsoft.com/office/drawing/2016/5/9/chartex" xmlns:cx4="http://schemas.microsoft.com/office/drawing/2016/5/10/chartex" xmlns:cx5="http://schemas.microsoft.com/office/drawing/2016/5/11/chartex" xmlns:cx6="http://schemas.microsoft.com/office/drawing/2016/5/12/chartex" xmlns:cx7="http://schemas.microsoft.com/office/drawing/2016/5/13/chartex" xmlns:cx8="http://schemas.microsoft.com/office/drawing/2016/5/14/chartex" xmlns:mc="http://schemas.openxmlformats.org/markup-compatibility/2006" xmlns:aink="http://schemas.microsoft.com/office/drawing/2016/ink" xmlns:am3d="http://schemas.microsoft.com/office/drawing/2017/model3d" xmlns:o="urn:schemas-microsoft-com:office:office" xmlns:oel="http://schemas.microsoft.com/office/2019/extlst" xmlns:r="http://schemas.openxmlformats.org/officeDocument/2006/relationships" xmlns:m="http://schemas.openxmlformats.org/officeDocument/2006/math" xmlns:v="urn:schemas-microsoft-com:vml" xmlns:wp14="http://schemas.microsoft.com/office/word/2010/wordprocessingDrawing" xmlns:wp="http://schemas.openxmlformats.org/drawingml/2006/wordprocessingDrawing" xmlns:w10="urn:schemas-microsoft-com:office:word" xmlns:w="http://schemas.openxmlformats.org/wordprocessingml/2006/main" xmlns:w14="http://schemas.microsoft.com/office/word/2010/wordml" xmlns:w15="http://schemas.microsoft.com/office/word/2012/wordml" xmlns:w16cex="http://schemas.microsoft.com/office/word/2018/wordml/cex" xmlns:w16cid="http://schemas.microsoft.com/office/word/2016/wordml/cid" xmlns:w16="http://schemas.microsoft.com/office/word/2018/wordml" xmlns:w16sdtdh="http://schemas.microsoft.com/office/word/2020/wordml/sdtdatahash" xmlns:w16se="http://schemas.microsoft.com/office/word/2015/wordml/symex" xmlns:wpg="http://schemas.microsoft.com/office/word/2010/wordprocessingGroup" xmlns:wpi="http://schemas.microsoft.com/office/word/2010/wordprocessingInk" xmlns:wne="http://schemas.microsoft.com/office/word/2006/wordml" xmlns:wps="http://schemas.microsoft.com/office/word/2010/wordprocessingShape" mc:Ignorable="w14 w15 w16se w16cid w16 w16cex w16sdtdh wp14">
   <w:p>
     <w:pPr>
       <w:pStyle w:val="Footer"/>
@@ -2408,7 +2857,7 @@
 </file>
 
 <file path=word/footnotes.xml><?xml version="1.0" encoding="utf-8"?>
-<w:footnotes xmlns:wpc="http://schemas.microsoft.com/office/word/2010/wordprocessingCanvas" xmlns:cx="http://schemas.microsoft.com/office/drawing/2014/chartex" xmlns:cx1="http://schemas.microsoft.com/office/drawing/2015/9/8/chartex" xmlns:cx2="http://schemas.microsoft.com/office/drawing/2015/10/21/chartex" xmlns:cx3="http://schemas.microsoft.com/office/drawing/2016/5/9/chartex" xmlns:cx4="http://schemas.microsoft.com/office/drawing/2016/5/10/chartex" xmlns:cx5="http://schemas.microsoft.com/office/drawing/2016/5/11/chartex" xmlns:cx6="http://schemas.microsoft.com/office/drawing/2016/5/12/chartex" xmlns:cx7="http://schemas.microsoft.com/office/drawing/2016/5/13/chartex" xmlns:cx8="http://schemas.microsoft.com/office/drawing/2016/5/14/chartex" xmlns:mc="http://schemas.openxmlformats.org/markup-compatibility/2006" xmlns:aink="http://schemas.microsoft.com/office/drawing/2016/ink" xmlns:am3d="http://schemas.microsoft.com/office/drawing/2017/model3d" xmlns:o="urn:schemas-microsoft-com:office:office" xmlns:oel="http://schemas.microsoft.com/office/2019/extlst" xmlns:r="http://schemas.openxmlformats.org/officeDocument/2006/relationships" xmlns:m="http://schemas.openxmlformats.org/officeDocument/2006/math" xmlns:v="urn:schemas-microsoft-com:vml" xmlns:wp14="http://schemas.microsoft.com/office/word/2010/wordprocessingDrawing" xmlns:wp="http://schemas.openxmlformats.org/drawingml/2006/wordprocessingDrawing" xmlns:w10="urn:schemas-microsoft-com:office:word" xmlns:w="http://schemas.openxmlformats.org/wordprocessingml/2006/main" xmlns:w14="http://schemas.microsoft.com/office/word/2010/wordml" xmlns:w15="http://schemas.microsoft.com/office/word/2012/wordml" xmlns:w16cex="http://schemas.microsoft.com/office/word/2018/wordml/cex" xmlns:w16cid="http://schemas.microsoft.com/office/word/2016/wordml/cid" xmlns:w16="http://schemas.microsoft.com/office/word/2018/wordml" xmlns:w16du="http://schemas.microsoft.com/office/word/2023/wordml/word16du" xmlns:w16sdtdh="http://schemas.microsoft.com/office/word/2020/wordml/sdtdatahash" xmlns:w16se="http://schemas.microsoft.com/office/word/2015/wordml/symex" xmlns:wpg="http://schemas.microsoft.com/office/word/2010/wordprocessingGroup" xmlns:wpi="http://schemas.microsoft.com/office/word/2010/wordprocessingInk" xmlns:wne="http://schemas.microsoft.com/office/word/2006/wordml" xmlns:wps="http://schemas.microsoft.com/office/word/2010/wordprocessingShape" mc:Ignorable="w14 w15 w16se w16cid w16 w16cex w16sdtdh wp14">
+<w:footnotes xmlns:wpc="http://schemas.microsoft.com/office/word/2010/wordprocessingCanvas" xmlns:cx="http://schemas.microsoft.com/office/drawing/2014/chartex" xmlns:cx1="http://schemas.microsoft.com/office/drawing/2015/9/8/chartex" xmlns:cx2="http://schemas.microsoft.com/office/drawing/2015/10/21/chartex" xmlns:cx3="http://schemas.microsoft.com/office/drawing/2016/5/9/chartex" xmlns:cx4="http://schemas.microsoft.com/office/drawing/2016/5/10/chartex" xmlns:cx5="http://schemas.microsoft.com/office/drawing/2016/5/11/chartex" xmlns:cx6="http://schemas.microsoft.com/office/drawing/2016/5/12/chartex" xmlns:cx7="http://schemas.microsoft.com/office/drawing/2016/5/13/chartex" xmlns:cx8="http://schemas.microsoft.com/office/drawing/2016/5/14/chartex" xmlns:mc="http://schemas.openxmlformats.org/markup-compatibility/2006" xmlns:aink="http://schemas.microsoft.com/office/drawing/2016/ink" xmlns:am3d="http://schemas.microsoft.com/office/drawing/2017/model3d" xmlns:o="urn:schemas-microsoft-com:office:office" xmlns:oel="http://schemas.microsoft.com/office/2019/extlst" xmlns:r="http://schemas.openxmlformats.org/officeDocument/2006/relationships" xmlns:m="http://schemas.openxmlformats.org/officeDocument/2006/math" xmlns:v="urn:schemas-microsoft-com:vml" xmlns:wp14="http://schemas.microsoft.com/office/word/2010/wordprocessingDrawing" xmlns:wp="http://schemas.openxmlformats.org/drawingml/2006/wordprocessingDrawing" xmlns:w10="urn:schemas-microsoft-com:office:word" xmlns:w="http://schemas.openxmlformats.org/wordprocessingml/2006/main" xmlns:w14="http://schemas.microsoft.com/office/word/2010/wordml" xmlns:w15="http://schemas.microsoft.com/office/word/2012/wordml" xmlns:w16cex="http://schemas.microsoft.com/office/word/2018/wordml/cex" xmlns:w16cid="http://schemas.microsoft.com/office/word/2016/wordml/cid" xmlns:w16="http://schemas.microsoft.com/office/word/2018/wordml" xmlns:w16sdtdh="http://schemas.microsoft.com/office/word/2020/wordml/sdtdatahash" xmlns:w16se="http://schemas.microsoft.com/office/word/2015/wordml/symex" xmlns:wpg="http://schemas.microsoft.com/office/word/2010/wordprocessingGroup" xmlns:wpi="http://schemas.microsoft.com/office/word/2010/wordprocessingInk" xmlns:wne="http://schemas.microsoft.com/office/word/2006/wordml" xmlns:wps="http://schemas.microsoft.com/office/word/2010/wordprocessingShape" mc:Ignorable="w14 w15 w16se w16cid w16 w16cex w16sdtdh wp14">
   <w:footnote w:type="separator" w:id="-1">
     <w:p>
       <w:pPr>
@@ -2433,145 +2882,37 @@
 </file>
 
 <file path=word/header1.xml><?xml version="1.0" encoding="utf-8"?>
-<w:hdr xmlns:wpc="http://schemas.microsoft.com/office/word/2010/wordprocessingCanvas" xmlns:cx="http://schemas.microsoft.com/office/drawing/2014/chartex" xmlns:cx1="http://schemas.microsoft.com/office/drawing/2015/9/8/chartex" xmlns:cx2="http://schemas.microsoft.com/office/drawing/2015/10/21/chartex" xmlns:cx3="http://schemas.microsoft.com/office/drawing/2016/5/9/chartex" xmlns:cx4="http://schemas.microsoft.com/office/drawing/2016/5/10/chartex" xmlns:cx5="http://schemas.microsoft.com/office/drawing/2016/5/11/chartex" xmlns:cx6="http://schemas.microsoft.com/office/drawing/2016/5/12/chartex" xmlns:cx7="http://schemas.microsoft.com/office/drawing/2016/5/13/chartex" xmlns:cx8="http://schemas.microsoft.com/office/drawing/2016/5/14/chartex" xmlns:mc="http://schemas.openxmlformats.org/markup-compatibility/2006" xmlns:aink="http://schemas.microsoft.com/office/drawing/2016/ink" xmlns:am3d="http://schemas.microsoft.com/office/drawing/2017/model3d" xmlns:o="urn:schemas-microsoft-com:office:office" xmlns:oel="http://schemas.microsoft.com/office/2019/extlst" xmlns:r="http://schemas.openxmlformats.org/officeDocument/2006/relationships" xmlns:m="http://schemas.openxmlformats.org/officeDocument/2006/math" xmlns:v="urn:schemas-microsoft-com:vml" xmlns:wp14="http://schemas.microsoft.com/office/word/2010/wordprocessingDrawing" xmlns:wp="http://schemas.openxmlformats.org/drawingml/2006/wordprocessingDrawing" xmlns:w10="urn:schemas-microsoft-com:office:word" xmlns:w="http://schemas.openxmlformats.org/wordprocessingml/2006/main" xmlns:w14="http://schemas.microsoft.com/office/word/2010/wordml" xmlns:w15="http://schemas.microsoft.com/office/word/2012/wordml" xmlns:w16cex="http://schemas.microsoft.com/office/word/2018/wordml/cex" xmlns:w16cid="http://schemas.microsoft.com/office/word/2016/wordml/cid" xmlns:w16="http://schemas.microsoft.com/office/word/2018/wordml" xmlns:w16du="http://schemas.microsoft.com/office/word/2023/wordml/word16du" xmlns:w16sdtdh="http://schemas.microsoft.com/office/word/2020/wordml/sdtdatahash" xmlns:w16se="http://schemas.microsoft.com/office/word/2015/wordml/symex" xmlns:wpg="http://schemas.microsoft.com/office/word/2010/wordprocessingGroup" xmlns:wpi="http://schemas.microsoft.com/office/word/2010/wordprocessingInk" xmlns:wne="http://schemas.microsoft.com/office/word/2006/wordml" xmlns:wps="http://schemas.microsoft.com/office/word/2010/wordprocessingShape" mc:Ignorable="w14 w15 w16se w16cid w16 w16cex w16sdtdh wp14">
+<w:hdr xmlns:wpc="http://schemas.microsoft.com/office/word/2010/wordprocessingCanvas" xmlns:cx="http://schemas.microsoft.com/office/drawing/2014/chartex" xmlns:cx1="http://schemas.microsoft.com/office/drawing/2015/9/8/chartex" xmlns:cx2="http://schemas.microsoft.com/office/drawing/2015/10/21/chartex" xmlns:cx3="http://schemas.microsoft.com/office/drawing/2016/5/9/chartex" xmlns:cx4="http://schemas.microsoft.com/office/drawing/2016/5/10/chartex" xmlns:cx5="http://schemas.microsoft.com/office/drawing/2016/5/11/chartex" xmlns:cx6="http://schemas.microsoft.com/office/drawing/2016/5/12/chartex" xmlns:cx7="http://schemas.microsoft.com/office/drawing/2016/5/13/chartex" xmlns:cx8="http://schemas.microsoft.com/office/drawing/2016/5/14/chartex" xmlns:mc="http://schemas.openxmlformats.org/markup-compatibility/2006" xmlns:aink="http://schemas.microsoft.com/office/drawing/2016/ink" xmlns:am3d="http://schemas.microsoft.com/office/drawing/2017/model3d" xmlns:o="urn:schemas-microsoft-com:office:office" xmlns:oel="http://schemas.microsoft.com/office/2019/extlst" xmlns:r="http://schemas.openxmlformats.org/officeDocument/2006/relationships" xmlns:m="http://schemas.openxmlformats.org/officeDocument/2006/math" xmlns:v="urn:schemas-microsoft-com:vml" xmlns:wp14="http://schemas.microsoft.com/office/word/2010/wordprocessingDrawing" xmlns:wp="http://schemas.openxmlformats.org/drawingml/2006/wordprocessingDrawing" xmlns:w10="urn:schemas-microsoft-com:office:word" xmlns:w="http://schemas.openxmlformats.org/wordprocessingml/2006/main" xmlns:w14="http://schemas.microsoft.com/office/word/2010/wordml" xmlns:w15="http://schemas.microsoft.com/office/word/2012/wordml" xmlns:w16cex="http://schemas.microsoft.com/office/word/2018/wordml/cex" xmlns:w16cid="http://schemas.microsoft.com/office/word/2016/wordml/cid" xmlns:w16="http://schemas.microsoft.com/office/word/2018/wordml" xmlns:w16sdtdh="http://schemas.microsoft.com/office/word/2020/wordml/sdtdatahash" xmlns:w16se="http://schemas.microsoft.com/office/word/2015/wordml/symex" xmlns:wpg="http://schemas.microsoft.com/office/word/2010/wordprocessingGroup" xmlns:wpi="http://schemas.microsoft.com/office/word/2010/wordprocessingInk" xmlns:wne="http://schemas.microsoft.com/office/word/2006/wordml" xmlns:wps="http://schemas.microsoft.com/office/word/2010/wordprocessingShape" mc:Ignorable="w14 w15 w16se w16cid w16 w16cex w16sdtdh wp14">
   <w:p>
     <w:pPr>
       <w:pStyle w:val="Header"/>
     </w:pPr>
-    <w:r>
-      <w:rPr>
-        <w:noProof/>
-      </w:rPr>
-      <w:pict w14:anchorId="15AFFE46">
-        <v:shapetype id="_x0000_t136" coordsize="21600,21600" o:spt="136" adj="10800" path="m@7,l@8,m@5,21600l@6,21600e">
-          <v:formulas>
-            <v:f eqn="sum #0 0 10800"/>
-            <v:f eqn="prod #0 2 1"/>
-            <v:f eqn="sum 21600 0 @1"/>
-            <v:f eqn="sum 0 0 @2"/>
-            <v:f eqn="sum 21600 0 @3"/>
-            <v:f eqn="if @0 @3 0"/>
-            <v:f eqn="if @0 21600 @1"/>
-            <v:f eqn="if @0 0 @2"/>
-            <v:f eqn="if @0 @4 21600"/>
-            <v:f eqn="mid @5 @6"/>
-            <v:f eqn="mid @8 @5"/>
-            <v:f eqn="mid @7 @8"/>
-            <v:f eqn="mid @6 @7"/>
-            <v:f eqn="sum @6 0 @5"/>
-          </v:formulas>
-          <v:path textpathok="t" o:connecttype="custom" o:connectlocs="@9,0;@10,10800;@11,21600;@12,10800" o:connectangles="270,180,90,0"/>
-          <v:textpath on="t" fitshape="t"/>
-          <v:handles>
-            <v:h position="#0,bottomRight" xrange="6629,14971"/>
-          </v:handles>
-          <o:lock v:ext="edit" text="t" shapetype="t"/>
-        </v:shapetype>
-        <v:shape id="PowerPlusWaterMarkObject467899282" o:spid="_x0000_s1029" type="#_x0000_t136" style="position:absolute;margin-left:0;margin-top:0;width:553.7pt;height:207.6pt;rotation:315;z-index:-251655168;mso-position-horizontal:center;mso-position-horizontal-relative:margin;mso-position-vertical:center;mso-position-vertical-relative:margin" o:allowincell="f" fillcolor="silver" stroked="f">
-          <v:fill opacity=".5"/>
-          <v:textpath style="font-family:&quot;Calibri&quot;;font-size:1pt" string="PROPOSED"/>
-          <w10:wrap anchorx="margin" anchory="margin"/>
-        </v:shape>
-      </w:pict>
-    </w:r>
   </w:p>
 </w:hdr>
 </file>
 
 <file path=word/header2.xml><?xml version="1.0" encoding="utf-8"?>
-<w:hdr xmlns:wpc="http://schemas.microsoft.com/office/word/2010/wordprocessingCanvas" xmlns:cx="http://schemas.microsoft.com/office/drawing/2014/chartex" xmlns:cx1="http://schemas.microsoft.com/office/drawing/2015/9/8/chartex" xmlns:cx2="http://schemas.microsoft.com/office/drawing/2015/10/21/chartex" xmlns:cx3="http://schemas.microsoft.com/office/drawing/2016/5/9/chartex" xmlns:cx4="http://schemas.microsoft.com/office/drawing/2016/5/10/chartex" xmlns:cx5="http://schemas.microsoft.com/office/drawing/2016/5/11/chartex" xmlns:cx6="http://schemas.microsoft.com/office/drawing/2016/5/12/chartex" xmlns:cx7="http://schemas.microsoft.com/office/drawing/2016/5/13/chartex" xmlns:cx8="http://schemas.microsoft.com/office/drawing/2016/5/14/chartex" xmlns:mc="http://schemas.openxmlformats.org/markup-compatibility/2006" xmlns:aink="http://schemas.microsoft.com/office/drawing/2016/ink" xmlns:am3d="http://schemas.microsoft.com/office/drawing/2017/model3d" xmlns:o="urn:schemas-microsoft-com:office:office" xmlns:oel="http://schemas.microsoft.com/office/2019/extlst" xmlns:r="http://schemas.openxmlformats.org/officeDocument/2006/relationships" xmlns:m="http://schemas.openxmlformats.org/officeDocument/2006/math" xmlns:v="urn:schemas-microsoft-com:vml" xmlns:wp14="http://schemas.microsoft.com/office/word/2010/wordprocessingDrawing" xmlns:wp="http://schemas.openxmlformats.org/drawingml/2006/wordprocessingDrawing" xmlns:w10="urn:schemas-microsoft-com:office:word" xmlns:w="http://schemas.openxmlformats.org/wordprocessingml/2006/main" xmlns:w14="http://schemas.microsoft.com/office/word/2010/wordml" xmlns:w15="http://schemas.microsoft.com/office/word/2012/wordml" xmlns:w16cex="http://schemas.microsoft.com/office/word/2018/wordml/cex" xmlns:w16cid="http://schemas.microsoft.com/office/word/2016/wordml/cid" xmlns:w16="http://schemas.microsoft.com/office/word/2018/wordml" xmlns:w16du="http://schemas.microsoft.com/office/word/2023/wordml/word16du" xmlns:w16sdtdh="http://schemas.microsoft.com/office/word/2020/wordml/sdtdatahash" xmlns:w16se="http://schemas.microsoft.com/office/word/2015/wordml/symex" xmlns:wpg="http://schemas.microsoft.com/office/word/2010/wordprocessingGroup" xmlns:wpi="http://schemas.microsoft.com/office/word/2010/wordprocessingInk" xmlns:wne="http://schemas.microsoft.com/office/word/2006/wordml" xmlns:wps="http://schemas.microsoft.com/office/word/2010/wordprocessingShape" mc:Ignorable="w14 w15 w16se w16cid w16 w16cex w16sdtdh wp14">
+<w:hdr xmlns:wpc="http://schemas.microsoft.com/office/word/2010/wordprocessingCanvas" xmlns:cx="http://schemas.microsoft.com/office/drawing/2014/chartex" xmlns:cx1="http://schemas.microsoft.com/office/drawing/2015/9/8/chartex" xmlns:cx2="http://schemas.microsoft.com/office/drawing/2015/10/21/chartex" xmlns:cx3="http://schemas.microsoft.com/office/drawing/2016/5/9/chartex" xmlns:cx4="http://schemas.microsoft.com/office/drawing/2016/5/10/chartex" xmlns:cx5="http://schemas.microsoft.com/office/drawing/2016/5/11/chartex" xmlns:cx6="http://schemas.microsoft.com/office/drawing/2016/5/12/chartex" xmlns:cx7="http://schemas.microsoft.com/office/drawing/2016/5/13/chartex" xmlns:cx8="http://schemas.microsoft.com/office/drawing/2016/5/14/chartex" xmlns:mc="http://schemas.openxmlformats.org/markup-compatibility/2006" xmlns:aink="http://schemas.microsoft.com/office/drawing/2016/ink" xmlns:am3d="http://schemas.microsoft.com/office/drawing/2017/model3d" xmlns:o="urn:schemas-microsoft-com:office:office" xmlns:oel="http://schemas.microsoft.com/office/2019/extlst" xmlns:r="http://schemas.openxmlformats.org/officeDocument/2006/relationships" xmlns:m="http://schemas.openxmlformats.org/officeDocument/2006/math" xmlns:v="urn:schemas-microsoft-com:vml" xmlns:wp14="http://schemas.microsoft.com/office/word/2010/wordprocessingDrawing" xmlns:wp="http://schemas.openxmlformats.org/drawingml/2006/wordprocessingDrawing" xmlns:w10="urn:schemas-microsoft-com:office:word" xmlns:w="http://schemas.openxmlformats.org/wordprocessingml/2006/main" xmlns:w14="http://schemas.microsoft.com/office/word/2010/wordml" xmlns:w15="http://schemas.microsoft.com/office/word/2012/wordml" xmlns:w16cex="http://schemas.microsoft.com/office/word/2018/wordml/cex" xmlns:w16cid="http://schemas.microsoft.com/office/word/2016/wordml/cid" xmlns:w16="http://schemas.microsoft.com/office/word/2018/wordml" xmlns:w16sdtdh="http://schemas.microsoft.com/office/word/2020/wordml/sdtdatahash" xmlns:w16se="http://schemas.microsoft.com/office/word/2015/wordml/symex" xmlns:wpg="http://schemas.microsoft.com/office/word/2010/wordprocessingGroup" xmlns:wpi="http://schemas.microsoft.com/office/word/2010/wordprocessingInk" xmlns:wne="http://schemas.microsoft.com/office/word/2006/wordml" xmlns:wps="http://schemas.microsoft.com/office/word/2010/wordprocessingShape" mc:Ignorable="w14 w15 w16se w16cid w16 w16cex w16sdtdh wp14">
   <w:p>
     <w:pPr>
       <w:pStyle w:val="Header"/>
     </w:pPr>
-    <w:r>
-      <w:rPr>
-        <w:noProof/>
-      </w:rPr>
-      <w:pict w14:anchorId="72C15054">
-        <v:shapetype id="_x0000_t136" coordsize="21600,21600" o:spt="136" adj="10800" path="m@7,l@8,m@5,21600l@6,21600e">
-          <v:formulas>
-            <v:f eqn="sum #0 0 10800"/>
-            <v:f eqn="prod #0 2 1"/>
-            <v:f eqn="sum 21600 0 @1"/>
-            <v:f eqn="sum 0 0 @2"/>
-            <v:f eqn="sum 21600 0 @3"/>
-            <v:f eqn="if @0 @3 0"/>
-            <v:f eqn="if @0 21600 @1"/>
-            <v:f eqn="if @0 0 @2"/>
-            <v:f eqn="if @0 @4 21600"/>
-            <v:f eqn="mid @5 @6"/>
-            <v:f eqn="mid @8 @5"/>
-            <v:f eqn="mid @7 @8"/>
-            <v:f eqn="mid @6 @7"/>
-            <v:f eqn="sum @6 0 @5"/>
-          </v:formulas>
-          <v:path textpathok="t" o:connecttype="custom" o:connectlocs="@9,0;@10,10800;@11,21600;@12,10800" o:connectangles="270,180,90,0"/>
-          <v:textpath on="t" fitshape="t"/>
-          <v:handles>
-            <v:h position="#0,bottomRight" xrange="6629,14971"/>
-          </v:handles>
-          <o:lock v:ext="edit" text="t" shapetype="t"/>
-        </v:shapetype>
-        <v:shape id="PowerPlusWaterMarkObject467899283" o:spid="_x0000_s1030" type="#_x0000_t136" style="position:absolute;margin-left:0;margin-top:0;width:553.7pt;height:207.6pt;rotation:315;z-index:-251653120;mso-position-horizontal:center;mso-position-horizontal-relative:margin;mso-position-vertical:center;mso-position-vertical-relative:margin" o:allowincell="f" fillcolor="silver" stroked="f">
-          <v:fill opacity=".5"/>
-          <v:textpath style="font-family:&quot;Calibri&quot;;font-size:1pt" string="PROPOSED"/>
-          <w10:wrap anchorx="margin" anchory="margin"/>
-        </v:shape>
-      </w:pict>
-    </w:r>
   </w:p>
 </w:hdr>
 </file>
 
 <file path=word/header3.xml><?xml version="1.0" encoding="utf-8"?>
-<w:hdr xmlns:wpc="http://schemas.microsoft.com/office/word/2010/wordprocessingCanvas" xmlns:cx="http://schemas.microsoft.com/office/drawing/2014/chartex" xmlns:cx1="http://schemas.microsoft.com/office/drawing/2015/9/8/chartex" xmlns:cx2="http://schemas.microsoft.com/office/drawing/2015/10/21/chartex" xmlns:cx3="http://schemas.microsoft.com/office/drawing/2016/5/9/chartex" xmlns:cx4="http://schemas.microsoft.com/office/drawing/2016/5/10/chartex" xmlns:cx5="http://schemas.microsoft.com/office/drawing/2016/5/11/chartex" xmlns:cx6="http://schemas.microsoft.com/office/drawing/2016/5/12/chartex" xmlns:cx7="http://schemas.microsoft.com/office/drawing/2016/5/13/chartex" xmlns:cx8="http://schemas.microsoft.com/office/drawing/2016/5/14/chartex" xmlns:mc="http://schemas.openxmlformats.org/markup-compatibility/2006" xmlns:aink="http://schemas.microsoft.com/office/drawing/2016/ink" xmlns:am3d="http://schemas.microsoft.com/office/drawing/2017/model3d" xmlns:o="urn:schemas-microsoft-com:office:office" xmlns:oel="http://schemas.microsoft.com/office/2019/extlst" xmlns:r="http://schemas.openxmlformats.org/officeDocument/2006/relationships" xmlns:m="http://schemas.openxmlformats.org/officeDocument/2006/math" xmlns:v="urn:schemas-microsoft-com:vml" xmlns:wp14="http://schemas.microsoft.com/office/word/2010/wordprocessingDrawing" xmlns:wp="http://schemas.openxmlformats.org/drawingml/2006/wordprocessingDrawing" xmlns:w10="urn:schemas-microsoft-com:office:word" xmlns:w="http://schemas.openxmlformats.org/wordprocessingml/2006/main" xmlns:w14="http://schemas.microsoft.com/office/word/2010/wordml" xmlns:w15="http://schemas.microsoft.com/office/word/2012/wordml" xmlns:w16cex="http://schemas.microsoft.com/office/word/2018/wordml/cex" xmlns:w16cid="http://schemas.microsoft.com/office/word/2016/wordml/cid" xmlns:w16="http://schemas.microsoft.com/office/word/2018/wordml" xmlns:w16du="http://schemas.microsoft.com/office/word/2023/wordml/word16du" xmlns:w16sdtdh="http://schemas.microsoft.com/office/word/2020/wordml/sdtdatahash" xmlns:w16se="http://schemas.microsoft.com/office/word/2015/wordml/symex" xmlns:wpg="http://schemas.microsoft.com/office/word/2010/wordprocessingGroup" xmlns:wpi="http://schemas.microsoft.com/office/word/2010/wordprocessingInk" xmlns:wne="http://schemas.microsoft.com/office/word/2006/wordml" xmlns:wps="http://schemas.microsoft.com/office/word/2010/wordprocessingShape" mc:Ignorable="w14 w15 w16se w16cid w16 w16cex w16sdtdh wp14">
+<w:hdr xmlns:wpc="http://schemas.microsoft.com/office/word/2010/wordprocessingCanvas" xmlns:cx="http://schemas.microsoft.com/office/drawing/2014/chartex" xmlns:cx1="http://schemas.microsoft.com/office/drawing/2015/9/8/chartex" xmlns:cx2="http://schemas.microsoft.com/office/drawing/2015/10/21/chartex" xmlns:cx3="http://schemas.microsoft.com/office/drawing/2016/5/9/chartex" xmlns:cx4="http://schemas.microsoft.com/office/drawing/2016/5/10/chartex" xmlns:cx5="http://schemas.microsoft.com/office/drawing/2016/5/11/chartex" xmlns:cx6="http://schemas.microsoft.com/office/drawing/2016/5/12/chartex" xmlns:cx7="http://schemas.microsoft.com/office/drawing/2016/5/13/chartex" xmlns:cx8="http://schemas.microsoft.com/office/drawing/2016/5/14/chartex" xmlns:mc="http://schemas.openxmlformats.org/markup-compatibility/2006" xmlns:aink="http://schemas.microsoft.com/office/drawing/2016/ink" xmlns:am3d="http://schemas.microsoft.com/office/drawing/2017/model3d" xmlns:o="urn:schemas-microsoft-com:office:office" xmlns:oel="http://schemas.microsoft.com/office/2019/extlst" xmlns:r="http://schemas.openxmlformats.org/officeDocument/2006/relationships" xmlns:m="http://schemas.openxmlformats.org/officeDocument/2006/math" xmlns:v="urn:schemas-microsoft-com:vml" xmlns:wp14="http://schemas.microsoft.com/office/word/2010/wordprocessingDrawing" xmlns:wp="http://schemas.openxmlformats.org/drawingml/2006/wordprocessingDrawing" xmlns:w10="urn:schemas-microsoft-com:office:word" xmlns:w="http://schemas.openxmlformats.org/wordprocessingml/2006/main" xmlns:w14="http://schemas.microsoft.com/office/word/2010/wordml" xmlns:w15="http://schemas.microsoft.com/office/word/2012/wordml" xmlns:w16cex="http://schemas.microsoft.com/office/word/2018/wordml/cex" xmlns:w16cid="http://schemas.microsoft.com/office/word/2016/wordml/cid" xmlns:w16="http://schemas.microsoft.com/office/word/2018/wordml" xmlns:w16sdtdh="http://schemas.microsoft.com/office/word/2020/wordml/sdtdatahash" xmlns:w16se="http://schemas.microsoft.com/office/word/2015/wordml/symex" xmlns:wpg="http://schemas.microsoft.com/office/word/2010/wordprocessingGroup" xmlns:wpi="http://schemas.microsoft.com/office/word/2010/wordprocessingInk" xmlns:wne="http://schemas.microsoft.com/office/word/2006/wordml" xmlns:wps="http://schemas.microsoft.com/office/word/2010/wordprocessingShape" mc:Ignorable="w14 w15 w16se w16cid w16 w16cex w16sdtdh wp14">
   <w:p>
     <w:pPr>
       <w:pStyle w:val="Header"/>
     </w:pPr>
-    <w:r>
-      <w:rPr>
-        <w:noProof/>
-      </w:rPr>
-      <w:pict w14:anchorId="3689DBC9">
-        <v:shapetype id="_x0000_t136" coordsize="21600,21600" o:spt="136" adj="10800" path="m@7,l@8,m@5,21600l@6,21600e">
-          <v:formulas>
-            <v:f eqn="sum #0 0 10800"/>
-            <v:f eqn="prod #0 2 1"/>
-            <v:f eqn="sum 21600 0 @1"/>
-            <v:f eqn="sum 0 0 @2"/>
-            <v:f eqn="sum 21600 0 @3"/>
-            <v:f eqn="if @0 @3 0"/>
-            <v:f eqn="if @0 21600 @1"/>
-            <v:f eqn="if @0 0 @2"/>
-            <v:f eqn="if @0 @4 21600"/>
-            <v:f eqn="mid @5 @6"/>
-            <v:f eqn="mid @8 @5"/>
-            <v:f eqn="mid @7 @8"/>
-            <v:f eqn="mid @6 @7"/>
-            <v:f eqn="sum @6 0 @5"/>
-          </v:formulas>
-          <v:path textpathok="t" o:connecttype="custom" o:connectlocs="@9,0;@10,10800;@11,21600;@12,10800" o:connectangles="270,180,90,0"/>
-          <v:textpath on="t" fitshape="t"/>
-          <v:handles>
-            <v:h position="#0,bottomRight" xrange="6629,14971"/>
-          </v:handles>
-          <o:lock v:ext="edit" text="t" shapetype="t"/>
-        </v:shapetype>
-        <v:shape id="PowerPlusWaterMarkObject467899281" o:spid="_x0000_s1028" type="#_x0000_t136" style="position:absolute;margin-left:0;margin-top:0;width:553.7pt;height:207.6pt;rotation:315;z-index:-251657216;mso-position-horizontal:center;mso-position-horizontal-relative:margin;mso-position-vertical:center;mso-position-vertical-relative:margin" o:allowincell="f" fillcolor="silver" stroked="f">
-          <v:fill opacity=".5"/>
-          <v:textpath style="font-family:&quot;Calibri&quot;;font-size:1pt" string="PROPOSED"/>
-          <w10:wrap anchorx="margin" anchory="margin"/>
-        </v:shape>
-      </w:pict>
-    </w:r>
   </w:p>
 </w:hdr>
 </file>
 
 <file path=word/numbering.xml><?xml version="1.0" encoding="utf-8"?>
-<w:numbering xmlns:wpc="http://schemas.microsoft.com/office/word/2010/wordprocessingCanvas" xmlns:cx="http://schemas.microsoft.com/office/drawing/2014/chartex" xmlns:cx1="http://schemas.microsoft.com/office/drawing/2015/9/8/chartex" xmlns:cx2="http://schemas.microsoft.com/office/drawing/2015/10/21/chartex" xmlns:cx3="http://schemas.microsoft.com/office/drawing/2016/5/9/chartex" xmlns:cx4="http://schemas.microsoft.com/office/drawing/2016/5/10/chartex" xmlns:cx5="http://schemas.microsoft.com/office/drawing/2016/5/11/chartex" xmlns:cx6="http://schemas.microsoft.com/office/drawing/2016/5/12/chartex" xmlns:cx7="http://schemas.microsoft.com/office/drawing/2016/5/13/chartex" xmlns:cx8="http://schemas.microsoft.com/office/drawing/2016/5/14/chartex" xmlns:mc="http://schemas.openxmlformats.org/markup-compatibility/2006" xmlns:aink="http://schemas.microsoft.com/office/drawing/2016/ink" xmlns:am3d="http://schemas.microsoft.com/office/drawing/2017/model3d" xmlns:o="urn:schemas-microsoft-com:office:office" xmlns:oel="http://schemas.microsoft.com/office/2019/extlst" xmlns:r="http://schemas.openxmlformats.org/officeDocument/2006/relationships" xmlns:m="http://schemas.openxmlformats.org/officeDocument/2006/math" xmlns:v="urn:schemas-microsoft-com:vml" xmlns:wp14="http://schemas.microsoft.com/office/word/2010/wordprocessingDrawing" xmlns:wp="http://schemas.openxmlformats.org/drawingml/2006/wordprocessingDrawing" xmlns:w10="urn:schemas-microsoft-com:office:word" xmlns:w="http://schemas.openxmlformats.org/wordprocessingml/2006/main" xmlns:w14="http://schemas.microsoft.com/office/word/2010/wordml" xmlns:w15="http://schemas.microsoft.com/office/word/2012/wordml" xmlns:w16cex="http://schemas.microsoft.com/office/word/2018/wordml/cex" xmlns:w16cid="http://schemas.microsoft.com/office/word/2016/wordml/cid" xmlns:w16="http://schemas.microsoft.com/office/word/2018/wordml" xmlns:w16du="http://schemas.microsoft.com/office/word/2023/wordml/word16du" xmlns:w16sdtdh="http://schemas.microsoft.com/office/word/2020/wordml/sdtdatahash" xmlns:w16se="http://schemas.microsoft.com/office/word/2015/wordml/symex" xmlns:wpg="http://schemas.microsoft.com/office/word/2010/wordprocessingGroup" xmlns:wpi="http://schemas.microsoft.com/office/word/2010/wordprocessingInk" xmlns:wne="http://schemas.microsoft.com/office/word/2006/wordml" xmlns:wps="http://schemas.microsoft.com/office/word/2010/wordprocessingShape" mc:Ignorable="w14 w15 w16se w16cid w16 w16cex w16sdtdh wp14">
+<w:numbering xmlns:wpc="http://schemas.microsoft.com/office/word/2010/wordprocessingCanvas" xmlns:cx="http://schemas.microsoft.com/office/drawing/2014/chartex" xmlns:cx1="http://schemas.microsoft.com/office/drawing/2015/9/8/chartex" xmlns:cx2="http://schemas.microsoft.com/office/drawing/2015/10/21/chartex" xmlns:cx3="http://schemas.microsoft.com/office/drawing/2016/5/9/chartex" xmlns:cx4="http://schemas.microsoft.com/office/drawing/2016/5/10/chartex" xmlns:cx5="http://schemas.microsoft.com/office/drawing/2016/5/11/chartex" xmlns:cx6="http://schemas.microsoft.com/office/drawing/2016/5/12/chartex" xmlns:cx7="http://schemas.microsoft.com/office/drawing/2016/5/13/chartex" xmlns:cx8="http://schemas.microsoft.com/office/drawing/2016/5/14/chartex" xmlns:mc="http://schemas.openxmlformats.org/markup-compatibility/2006" xmlns:aink="http://schemas.microsoft.com/office/drawing/2016/ink" xmlns:am3d="http://schemas.microsoft.com/office/drawing/2017/model3d" xmlns:o="urn:schemas-microsoft-com:office:office" xmlns:oel="http://schemas.microsoft.com/office/2019/extlst" xmlns:r="http://schemas.openxmlformats.org/officeDocument/2006/relationships" xmlns:m="http://schemas.openxmlformats.org/officeDocument/2006/math" xmlns:v="urn:schemas-microsoft-com:vml" xmlns:wp14="http://schemas.microsoft.com/office/word/2010/wordprocessingDrawing" xmlns:wp="http://schemas.openxmlformats.org/drawingml/2006/wordprocessingDrawing" xmlns:w10="urn:schemas-microsoft-com:office:word" xmlns:w="http://schemas.openxmlformats.org/wordprocessingml/2006/main" xmlns:w14="http://schemas.microsoft.com/office/word/2010/wordml" xmlns:w15="http://schemas.microsoft.com/office/word/2012/wordml" xmlns:w16cex="http://schemas.microsoft.com/office/word/2018/wordml/cex" xmlns:w16cid="http://schemas.microsoft.com/office/word/2016/wordml/cid" xmlns:w16="http://schemas.microsoft.com/office/word/2018/wordml" xmlns:w16sdtdh="http://schemas.microsoft.com/office/word/2020/wordml/sdtdatahash" xmlns:w16se="http://schemas.microsoft.com/office/word/2015/wordml/symex" xmlns:wpg="http://schemas.microsoft.com/office/word/2010/wordprocessingGroup" xmlns:wpi="http://schemas.microsoft.com/office/word/2010/wordprocessingInk" xmlns:wne="http://schemas.microsoft.com/office/word/2006/wordml" xmlns:wps="http://schemas.microsoft.com/office/word/2010/wordprocessingShape" mc:Ignorable="w14 w15 w16se w16cid w16 w16cex w16sdtdh wp14">
   <w:abstractNum w:abstractNumId="0" w15:restartNumberingAfterBreak="0">
     <w:nsid w:val="00EB5AC3"/>
     <w:multiLevelType w:val="hybridMultilevel"/>
@@ -3280,7 +3621,7 @@
         <w:ind w:left="1800" w:hanging="360"/>
       </w:pPr>
     </w:lvl>
-    <w:lvl w:ilvl="4" w:tplc="04090019" w:tentative="1">
+    <w:lvl w:ilvl="4" w:tplc="04090019">
       <w:start w:val="1"/>
       <w:numFmt w:val="lowerLetter"/>
       <w:lvlText w:val="%5."/>
@@ -3502,6 +3843,92 @@
     </w:lvl>
   </w:abstractNum>
   <w:abstractNum w:abstractNumId="10" w15:restartNumberingAfterBreak="0">
+    <w:nsid w:val="2B2F69D5"/>
+    <w:multiLevelType w:val="hybridMultilevel"/>
+    <w:tmpl w:val="AF2819FE"/>
+    <w:lvl w:ilvl="0" w:tplc="FFFFFFFF">
+      <w:start w:val="1"/>
+      <w:numFmt w:val="decimal"/>
+      <w:lvlText w:val="%1."/>
+      <w:lvlJc w:val="left"/>
+      <w:pPr>
+        <w:ind w:left="1800" w:hanging="360"/>
+      </w:pPr>
+    </w:lvl>
+    <w:lvl w:ilvl="1" w:tplc="04090019">
+      <w:start w:val="1"/>
+      <w:numFmt w:val="lowerLetter"/>
+      <w:lvlText w:val="%2."/>
+      <w:lvlJc w:val="left"/>
+      <w:pPr>
+        <w:ind w:left="1440" w:hanging="360"/>
+      </w:pPr>
+    </w:lvl>
+    <w:lvl w:ilvl="2" w:tplc="0409001B">
+      <w:start w:val="1"/>
+      <w:numFmt w:val="lowerRoman"/>
+      <w:lvlText w:val="%3."/>
+      <w:lvlJc w:val="right"/>
+      <w:pPr>
+        <w:ind w:left="2160" w:hanging="180"/>
+      </w:pPr>
+    </w:lvl>
+    <w:lvl w:ilvl="3" w:tplc="0409000F" w:tentative="1">
+      <w:start w:val="1"/>
+      <w:numFmt w:val="decimal"/>
+      <w:lvlText w:val="%4."/>
+      <w:lvlJc w:val="left"/>
+      <w:pPr>
+        <w:ind w:left="2880" w:hanging="360"/>
+      </w:pPr>
+    </w:lvl>
+    <w:lvl w:ilvl="4" w:tplc="04090019" w:tentative="1">
+      <w:start w:val="1"/>
+      <w:numFmt w:val="lowerLetter"/>
+      <w:lvlText w:val="%5."/>
+      <w:lvlJc w:val="left"/>
+      <w:pPr>
+        <w:ind w:left="3600" w:hanging="360"/>
+      </w:pPr>
+    </w:lvl>
+    <w:lvl w:ilvl="5" w:tplc="0409001B" w:tentative="1">
+      <w:start w:val="1"/>
+      <w:numFmt w:val="lowerRoman"/>
+      <w:lvlText w:val="%6."/>
+      <w:lvlJc w:val="right"/>
+      <w:pPr>
+        <w:ind w:left="4320" w:hanging="180"/>
+      </w:pPr>
+    </w:lvl>
+    <w:lvl w:ilvl="6" w:tplc="0409000F" w:tentative="1">
+      <w:start w:val="1"/>
+      <w:numFmt w:val="decimal"/>
+      <w:lvlText w:val="%7."/>
+      <w:lvlJc w:val="left"/>
+      <w:pPr>
+        <w:ind w:left="5040" w:hanging="360"/>
+      </w:pPr>
+    </w:lvl>
+    <w:lvl w:ilvl="7" w:tplc="04090019" w:tentative="1">
+      <w:start w:val="1"/>
+      <w:numFmt w:val="lowerLetter"/>
+      <w:lvlText w:val="%8."/>
+      <w:lvlJc w:val="left"/>
+      <w:pPr>
+        <w:ind w:left="5760" w:hanging="360"/>
+      </w:pPr>
+    </w:lvl>
+    <w:lvl w:ilvl="8" w:tplc="0409001B" w:tentative="1">
+      <w:start w:val="1"/>
+      <w:numFmt w:val="lowerRoman"/>
+      <w:lvlText w:val="%9."/>
+      <w:lvlJc w:val="right"/>
+      <w:pPr>
+        <w:ind w:left="6480" w:hanging="180"/>
+      </w:pPr>
+    </w:lvl>
+  </w:abstractNum>
+  <w:abstractNum w:abstractNumId="11" w15:restartNumberingAfterBreak="0">
     <w:nsid w:val="38D344A0"/>
     <w:multiLevelType w:val="hybridMultilevel"/>
     <w:tmpl w:val="C8C4ABAE"/>
@@ -3590,7 +4017,7 @@
       </w:pPr>
     </w:lvl>
   </w:abstractNum>
-  <w:abstractNum w:abstractNumId="11" w15:restartNumberingAfterBreak="0">
+  <w:abstractNum w:abstractNumId="12" w15:restartNumberingAfterBreak="0">
     <w:nsid w:val="422D0009"/>
     <w:multiLevelType w:val="hybridMultilevel"/>
     <w:tmpl w:val="F514BA60"/>
@@ -3679,7 +4106,7 @@
       </w:pPr>
     </w:lvl>
   </w:abstractNum>
-  <w:abstractNum w:abstractNumId="12" w15:restartNumberingAfterBreak="0">
+  <w:abstractNum w:abstractNumId="13" w15:restartNumberingAfterBreak="0">
     <w:nsid w:val="4FFB2038"/>
     <w:multiLevelType w:val="hybridMultilevel"/>
     <w:tmpl w:val="CB24C6E8"/>
@@ -3765,7 +4192,7 @@
       </w:pPr>
     </w:lvl>
   </w:abstractNum>
-  <w:abstractNum w:abstractNumId="13" w15:restartNumberingAfterBreak="0">
+  <w:abstractNum w:abstractNumId="14" w15:restartNumberingAfterBreak="0">
     <w:nsid w:val="5C5328FA"/>
     <w:multiLevelType w:val="hybridMultilevel"/>
     <w:tmpl w:val="56268946"/>
@@ -3854,7 +4281,7 @@
       </w:pPr>
     </w:lvl>
   </w:abstractNum>
-  <w:abstractNum w:abstractNumId="14" w15:restartNumberingAfterBreak="0">
+  <w:abstractNum w:abstractNumId="15" w15:restartNumberingAfterBreak="0">
     <w:nsid w:val="5D4B4742"/>
     <w:multiLevelType w:val="hybridMultilevel"/>
     <w:tmpl w:val="9BEADAC2"/>
@@ -3967,7 +4394,7 @@
       </w:rPr>
     </w:lvl>
   </w:abstractNum>
-  <w:abstractNum w:abstractNumId="15" w15:restartNumberingAfterBreak="0">
+  <w:abstractNum w:abstractNumId="16" w15:restartNumberingAfterBreak="0">
     <w:nsid w:val="5DC175C0"/>
     <w:multiLevelType w:val="hybridMultilevel"/>
     <w:tmpl w:val="6AD281C2"/>
@@ -4056,7 +4483,7 @@
       </w:pPr>
     </w:lvl>
   </w:abstractNum>
-  <w:abstractNum w:abstractNumId="16" w15:restartNumberingAfterBreak="0">
+  <w:abstractNum w:abstractNumId="17" w15:restartNumberingAfterBreak="0">
     <w:nsid w:val="615708AF"/>
     <w:multiLevelType w:val="hybridMultilevel"/>
     <w:tmpl w:val="4E12A08C"/>
@@ -4145,7 +4572,7 @@
       </w:pPr>
     </w:lvl>
   </w:abstractNum>
-  <w:abstractNum w:abstractNumId="17" w15:restartNumberingAfterBreak="0">
+  <w:abstractNum w:abstractNumId="18" w15:restartNumberingAfterBreak="0">
     <w:nsid w:val="641F568C"/>
     <w:multiLevelType w:val="hybridMultilevel"/>
     <w:tmpl w:val="1F960254"/>
@@ -4234,7 +4661,7 @@
       </w:pPr>
     </w:lvl>
   </w:abstractNum>
-  <w:abstractNum w:abstractNumId="18" w15:restartNumberingAfterBreak="0">
+  <w:abstractNum w:abstractNumId="19" w15:restartNumberingAfterBreak="0">
     <w:nsid w:val="668D70D6"/>
     <w:multiLevelType w:val="hybridMultilevel"/>
     <w:tmpl w:val="A8A2DC7C"/>
@@ -4320,7 +4747,7 @@
       </w:pPr>
     </w:lvl>
   </w:abstractNum>
-  <w:abstractNum w:abstractNumId="19" w15:restartNumberingAfterBreak="0">
+  <w:abstractNum w:abstractNumId="20" w15:restartNumberingAfterBreak="0">
     <w:nsid w:val="67CE29B4"/>
     <w:multiLevelType w:val="hybridMultilevel"/>
     <w:tmpl w:val="4028CC16"/>
@@ -4406,7 +4833,7 @@
       </w:pPr>
     </w:lvl>
   </w:abstractNum>
-  <w:abstractNum w:abstractNumId="20" w15:restartNumberingAfterBreak="0">
+  <w:abstractNum w:abstractNumId="21" w15:restartNumberingAfterBreak="0">
     <w:nsid w:val="6CF23F0A"/>
     <w:multiLevelType w:val="hybridMultilevel"/>
     <w:tmpl w:val="5F14092C"/>
@@ -4492,7 +4919,7 @@
       </w:pPr>
     </w:lvl>
   </w:abstractNum>
-  <w:abstractNum w:abstractNumId="21" w15:restartNumberingAfterBreak="0">
+  <w:abstractNum w:abstractNumId="22" w15:restartNumberingAfterBreak="0">
     <w:nsid w:val="71A100DA"/>
     <w:multiLevelType w:val="hybridMultilevel"/>
     <w:tmpl w:val="5C628046"/>
@@ -4581,7 +5008,7 @@
       </w:pPr>
     </w:lvl>
   </w:abstractNum>
-  <w:abstractNum w:abstractNumId="22" w15:restartNumberingAfterBreak="0">
+  <w:abstractNum w:abstractNumId="23" w15:restartNumberingAfterBreak="0">
     <w:nsid w:val="733E6181"/>
     <w:multiLevelType w:val="hybridMultilevel"/>
     <w:tmpl w:val="1E0AB53C"/>
@@ -4669,7 +5096,7 @@
       </w:pPr>
     </w:lvl>
   </w:abstractNum>
-  <w:abstractNum w:abstractNumId="23" w15:restartNumberingAfterBreak="0">
+  <w:abstractNum w:abstractNumId="24" w15:restartNumberingAfterBreak="0">
     <w:nsid w:val="74FC4158"/>
     <w:multiLevelType w:val="hybridMultilevel"/>
     <w:tmpl w:val="3E743884"/>
@@ -4761,7 +5188,7 @@
       </w:pPr>
     </w:lvl>
   </w:abstractNum>
-  <w:abstractNum w:abstractNumId="24" w15:restartNumberingAfterBreak="0">
+  <w:abstractNum w:abstractNumId="25" w15:restartNumberingAfterBreak="0">
     <w:nsid w:val="7C145BC7"/>
     <w:multiLevelType w:val="hybridMultilevel"/>
     <w:tmpl w:val="4DF04A9C"/>
@@ -4874,7 +5301,93 @@
       </w:rPr>
     </w:lvl>
   </w:abstractNum>
-  <w:abstractNum w:abstractNumId="25" w15:restartNumberingAfterBreak="0">
+  <w:abstractNum w:abstractNumId="26" w15:restartNumberingAfterBreak="0">
+    <w:nsid w:val="7EDA4E58"/>
+    <w:multiLevelType w:val="hybridMultilevel"/>
+    <w:tmpl w:val="4028CC16"/>
+    <w:lvl w:ilvl="0" w:tplc="FFFFFFFF">
+      <w:start w:val="1"/>
+      <w:numFmt w:val="decimal"/>
+      <w:lvlText w:val="%1."/>
+      <w:lvlJc w:val="left"/>
+      <w:pPr>
+        <w:ind w:left="1800" w:hanging="360"/>
+      </w:pPr>
+    </w:lvl>
+    <w:lvl w:ilvl="1" w:tplc="FFFFFFFF" w:tentative="1">
+      <w:start w:val="1"/>
+      <w:numFmt w:val="lowerLetter"/>
+      <w:lvlText w:val="%2."/>
+      <w:lvlJc w:val="left"/>
+      <w:pPr>
+        <w:ind w:left="2520" w:hanging="360"/>
+      </w:pPr>
+    </w:lvl>
+    <w:lvl w:ilvl="2" w:tplc="FFFFFFFF" w:tentative="1">
+      <w:start w:val="1"/>
+      <w:numFmt w:val="lowerRoman"/>
+      <w:lvlText w:val="%3."/>
+      <w:lvlJc w:val="right"/>
+      <w:pPr>
+        <w:ind w:left="3240" w:hanging="180"/>
+      </w:pPr>
+    </w:lvl>
+    <w:lvl w:ilvl="3" w:tplc="FFFFFFFF" w:tentative="1">
+      <w:start w:val="1"/>
+      <w:numFmt w:val="decimal"/>
+      <w:lvlText w:val="%4."/>
+      <w:lvlJc w:val="left"/>
+      <w:pPr>
+        <w:ind w:left="3960" w:hanging="360"/>
+      </w:pPr>
+    </w:lvl>
+    <w:lvl w:ilvl="4" w:tplc="FFFFFFFF" w:tentative="1">
+      <w:start w:val="1"/>
+      <w:numFmt w:val="lowerLetter"/>
+      <w:lvlText w:val="%5."/>
+      <w:lvlJc w:val="left"/>
+      <w:pPr>
+        <w:ind w:left="4680" w:hanging="360"/>
+      </w:pPr>
+    </w:lvl>
+    <w:lvl w:ilvl="5" w:tplc="FFFFFFFF" w:tentative="1">
+      <w:start w:val="1"/>
+      <w:numFmt w:val="lowerRoman"/>
+      <w:lvlText w:val="%6."/>
+      <w:lvlJc w:val="right"/>
+      <w:pPr>
+        <w:ind w:left="5400" w:hanging="180"/>
+      </w:pPr>
+    </w:lvl>
+    <w:lvl w:ilvl="6" w:tplc="FFFFFFFF" w:tentative="1">
+      <w:start w:val="1"/>
+      <w:numFmt w:val="decimal"/>
+      <w:lvlText w:val="%7."/>
+      <w:lvlJc w:val="left"/>
+      <w:pPr>
+        <w:ind w:left="6120" w:hanging="360"/>
+      </w:pPr>
+    </w:lvl>
+    <w:lvl w:ilvl="7" w:tplc="FFFFFFFF" w:tentative="1">
+      <w:start w:val="1"/>
+      <w:numFmt w:val="lowerLetter"/>
+      <w:lvlText w:val="%8."/>
+      <w:lvlJc w:val="left"/>
+      <w:pPr>
+        <w:ind w:left="6840" w:hanging="360"/>
+      </w:pPr>
+    </w:lvl>
+    <w:lvl w:ilvl="8" w:tplc="FFFFFFFF" w:tentative="1">
+      <w:start w:val="1"/>
+      <w:numFmt w:val="lowerRoman"/>
+      <w:lvlText w:val="%9."/>
+      <w:lvlJc w:val="right"/>
+      <w:pPr>
+        <w:ind w:left="7560" w:hanging="180"/>
+      </w:pPr>
+    </w:lvl>
+  </w:abstractNum>
+  <w:abstractNum w:abstractNumId="27" w15:restartNumberingAfterBreak="0">
     <w:nsid w:val="7F222229"/>
     <w:multiLevelType w:val="hybridMultilevel"/>
     <w:tmpl w:val="931C3A1C"/>
@@ -4964,67 +5477,67 @@
     <w:abstractNumId w:val="3"/>
   </w:num>
   <w:num w:numId="2" w16cid:durableId="604461462">
-    <w:abstractNumId w:val="11"/>
+    <w:abstractNumId w:val="12"/>
   </w:num>
   <w:num w:numId="3" w16cid:durableId="1363017935">
     <w:abstractNumId w:val="7"/>
   </w:num>
   <w:num w:numId="4" w16cid:durableId="905724244">
-    <w:abstractNumId w:val="15"/>
+    <w:abstractNumId w:val="16"/>
   </w:num>
   <w:num w:numId="5" w16cid:durableId="1902011508">
-    <w:abstractNumId w:val="21"/>
+    <w:abstractNumId w:val="22"/>
   </w:num>
   <w:num w:numId="6" w16cid:durableId="795492451">
-    <w:abstractNumId w:val="17"/>
+    <w:abstractNumId w:val="18"/>
   </w:num>
   <w:num w:numId="7" w16cid:durableId="111479588">
     <w:abstractNumId w:val="8"/>
   </w:num>
   <w:num w:numId="8" w16cid:durableId="1225528483">
-    <w:abstractNumId w:val="18"/>
+    <w:abstractNumId w:val="19"/>
   </w:num>
   <w:num w:numId="9" w16cid:durableId="1808669922">
-    <w:abstractNumId w:val="10"/>
+    <w:abstractNumId w:val="11"/>
   </w:num>
   <w:num w:numId="10" w16cid:durableId="1405832082">
-    <w:abstractNumId w:val="16"/>
+    <w:abstractNumId w:val="17"/>
   </w:num>
   <w:num w:numId="11" w16cid:durableId="1775857564">
     <w:abstractNumId w:val="1"/>
   </w:num>
   <w:num w:numId="12" w16cid:durableId="333647161">
-    <w:abstractNumId w:val="20"/>
+    <w:abstractNumId w:val="21"/>
   </w:num>
   <w:num w:numId="13" w16cid:durableId="290744504">
-    <w:abstractNumId w:val="22"/>
+    <w:abstractNumId w:val="23"/>
   </w:num>
   <w:num w:numId="14" w16cid:durableId="160582607">
-    <w:abstractNumId w:val="23"/>
+    <w:abstractNumId w:val="24"/>
   </w:num>
   <w:num w:numId="15" w16cid:durableId="185214731">
-    <w:abstractNumId w:val="25"/>
+    <w:abstractNumId w:val="27"/>
   </w:num>
   <w:num w:numId="16" w16cid:durableId="425468700">
     <w:abstractNumId w:val="5"/>
   </w:num>
   <w:num w:numId="17" w16cid:durableId="833104093">
-    <w:abstractNumId w:val="12"/>
+    <w:abstractNumId w:val="13"/>
   </w:num>
   <w:num w:numId="18" w16cid:durableId="560598743">
-    <w:abstractNumId w:val="24"/>
+    <w:abstractNumId w:val="25"/>
   </w:num>
   <w:num w:numId="19" w16cid:durableId="1534346322">
     <w:abstractNumId w:val="6"/>
   </w:num>
   <w:num w:numId="20" w16cid:durableId="2063551598">
-    <w:abstractNumId w:val="14"/>
+    <w:abstractNumId w:val="15"/>
   </w:num>
   <w:num w:numId="21" w16cid:durableId="563180632">
     <w:abstractNumId w:val="9"/>
   </w:num>
   <w:num w:numId="22" w16cid:durableId="592593450">
-    <w:abstractNumId w:val="13"/>
+    <w:abstractNumId w:val="14"/>
   </w:num>
   <w:num w:numId="23" w16cid:durableId="2059089829">
     <w:abstractNumId w:val="0"/>
@@ -5033,10 +5546,16 @@
     <w:abstractNumId w:val="4"/>
   </w:num>
   <w:num w:numId="25" w16cid:durableId="1814835719">
-    <w:abstractNumId w:val="19"/>
+    <w:abstractNumId w:val="20"/>
   </w:num>
   <w:num w:numId="26" w16cid:durableId="1974209634">
     <w:abstractNumId w:val="2"/>
+  </w:num>
+  <w:num w:numId="27" w16cid:durableId="1420520977">
+    <w:abstractNumId w:val="26"/>
+  </w:num>
+  <w:num w:numId="28" w16cid:durableId="1847790059">
+    <w:abstractNumId w:val="10"/>
   </w:num>
 </w:numbering>
 </file>
